--- a/Resultados_ViT_DenseNet.docx
+++ b/Resultados_ViT_DenseNet.docx
@@ -924,7 +924,7 @@
         <w:spacing w:after="120" w:before="200"/>
       </w:pPr>
       <w:r>
-        <w:t xml:space="preserve">4. Lectura</w:t>
+        <w:t xml:space="preserve">4. Indicadores de robustez ante cambio de dominio</w:t>
       </w:r>
     </w:p>
     <w:p>
@@ -932,6 +932,1414 @@
         <w:spacing w:after="100"/>
       </w:pPr>
       <w:r>
+        <w:t xml:space="preserve">Indicadores del plan de tesis (Dimensión 2 — Robustez ante el Cambio de Dominio), calculados a partir del F1 macro de cada modelo en Mendeley (dominio fuente) y en cada dominio objetivo.</w:t>
+      </w:r>
+    </w:p>
+    <w:p>
+      <w:pPr>
+        <w:pStyle w:val="Heading2"/>
+        <w:spacing w:after="80" w:before="160"/>
+      </w:pPr>
+      <w:r>
+        <w:t xml:space="preserve">4.1 Fórmulas</w:t>
+      </w:r>
+    </w:p>
+    <w:p>
+      <w:pPr>
+        <w:spacing w:after="100"/>
+      </w:pPr>
+      <w:r>
+        <w:rPr>
+          <w:b/>
+          <w:bCs/>
+        </w:rPr>
+        <w:t xml:space="preserve">Tasa de Retención del Desempeño (TRD):</w:t>
+      </w:r>
+    </w:p>
+    <w:p>
+      <w:pPr>
+        <w:spacing w:after="100"/>
+      </w:pPr>
+      <w:r>
+        <w:rPr>
+          <w:i/>
+          <w:iCs/>
+        </w:rPr>
+        <w:t xml:space="preserve">TRD = (F1_objetivo / F1_fuente) × 100</w:t>
+      </w:r>
+    </w:p>
+    <w:p>
+      <w:pPr>
+        <w:spacing w:after="100"/>
+      </w:pPr>
+      <w:r>
+        <w:t xml:space="preserve">Porcentaje del desempeño de Mendeley que el modelo conserva al evaluarse en el dominio objetivo. 100% = sin caída de desempeño.</w:t>
+      </w:r>
+    </w:p>
+    <w:p>
+      <w:pPr>
+        <w:spacing w:after="100"/>
+      </w:pPr>
+      <w:r>
+        <w:rPr>
+          <w:b/>
+          <w:bCs/>
+        </w:rPr>
+        <w:t xml:space="preserve">Brecha de Error (Gap):</w:t>
+      </w:r>
+    </w:p>
+    <w:p>
+      <w:pPr>
+        <w:spacing w:after="100"/>
+      </w:pPr>
+      <w:r>
+        <w:rPr>
+          <w:i/>
+          <w:iCs/>
+        </w:rPr>
+        <w:t xml:space="preserve">Error = 1 − F1/100     Gap = Error_objetivo − Error_fuente</w:t>
+      </w:r>
+    </w:p>
+    <w:p>
+      <w:pPr>
+        <w:spacing w:after="100"/>
+      </w:pPr>
+      <w:r>
+        <w:t xml:space="preserve">Cuánto aumenta el error del modelo al pasar del dominio fuente al objetivo. Gap = 0 significaría que el modelo no pierde nada de desempeño.</w:t>
+      </w:r>
+    </w:p>
+    <w:p>
+      <w:pPr>
+        <w:spacing w:after="100"/>
+      </w:pPr>
+      <w:r>
+        <w:rPr>
+          <w:b/>
+          <w:bCs/>
+        </w:rPr>
+        <w:t xml:space="preserve">Reducción de Brecha de Error (RBE), respecto a DenseNet-121 (baseline CNN):</w:t>
+      </w:r>
+    </w:p>
+    <w:p>
+      <w:pPr>
+        <w:spacing w:after="100"/>
+      </w:pPr>
+      <w:r>
+        <w:rPr>
+          <w:i/>
+          <w:iCs/>
+        </w:rPr>
+        <w:t xml:space="preserve">RBE = (Gap_baseline − Gap_modelo) / Gap_baseline × 100</w:t>
+      </w:r>
+    </w:p>
+    <w:p>
+      <w:pPr>
+        <w:spacing w:after="100"/>
+      </w:pPr>
+      <w:r>
+        <w:t xml:space="preserve">Mide cuánto reduce cada modelo la brecha de error frente al baseline (DenseNet-121). RBE &gt; 0 = mejor transferencia que el baseline; RBE &lt; 0 = peor. Para el propio baseline, Gap_baseline = Gap_modelo, así que RBE = 0.0 exacto — es una tautología (comparación contra sí mismo), no una medición independiente, y se muestra igual para no dejar la celda vacía.</w:t>
+      </w:r>
+    </w:p>
+    <w:p>
+      <w:pPr>
+        <w:pStyle w:val="Heading2"/>
+        <w:spacing w:after="80" w:before="160"/>
+      </w:pPr>
+      <w:r>
+        <w:t xml:space="preserve">4.2 Indicadores — con augmentación x2</w:t>
+      </w:r>
+    </w:p>
+    <w:p>
+      <w:pPr>
+        <w:pStyle w:val="Heading2"/>
+        <w:spacing w:after="80" w:before="160"/>
+      </w:pPr>
+      <w:r>
+        <w:t xml:space="preserve">Trucha</w:t>
+      </w:r>
+    </w:p>
+    <w:tbl>
+      <w:tblPr>
+        <w:tblW w:type="dxa" w:w="13200"/>
+        <w:tblBorders>
+          <w:top w:val="single" w:color="auto" w:sz="4"/>
+          <w:left w:val="single" w:color="auto" w:sz="4"/>
+          <w:bottom w:val="single" w:color="auto" w:sz="4"/>
+          <w:right w:val="single" w:color="auto" w:sz="4"/>
+          <w:insideH w:val="single" w:color="auto" w:sz="4"/>
+          <w:insideV w:val="single" w:color="auto" w:sz="4"/>
+        </w:tblBorders>
+      </w:tblPr>
+      <w:tblGrid>
+        <w:gridCol w:w="4000"/>
+        <w:gridCol w:w="2800"/>
+        <w:gridCol w:w="2800"/>
+        <w:gridCol w:w="3600"/>
+      </w:tblGrid>
+      <w:tr>
+        <w:trPr>
+          <w:tblHeader/>
+        </w:trPr>
+        <w:tc>
+          <w:tcPr>
+            <w:tcW w:type="dxa" w:w="4000"/>
+            <w:shd w:fill="D9E2F3" w:val="clear"/>
+            <w:tcMar>
+              <w:top w:type="dxa" w:w="60"/>
+              <w:left w:type="dxa" w:w="100"/>
+              <w:bottom w:type="dxa" w:w="60"/>
+              <w:right w:type="dxa" w:w="100"/>
+            </w:tcMar>
+          </w:tcPr>
+          <w:p>
+            <w:pPr>
+              <w:jc w:val="center"/>
+            </w:pPr>
+            <w:r>
+              <w:rPr>
+                <w:b/>
+                <w:bCs/>
+              </w:rPr>
+              <w:t xml:space="preserve">Modelo</w:t>
+            </w:r>
+          </w:p>
+        </w:tc>
+        <w:tc>
+          <w:tcPr>
+            <w:tcW w:type="dxa" w:w="2800"/>
+            <w:shd w:fill="D9E2F3" w:val="clear"/>
+            <w:tcMar>
+              <w:top w:type="dxa" w:w="60"/>
+              <w:left w:type="dxa" w:w="100"/>
+              <w:bottom w:type="dxa" w:w="60"/>
+              <w:right w:type="dxa" w:w="100"/>
+            </w:tcMar>
+          </w:tcPr>
+          <w:p>
+            <w:pPr>
+              <w:jc w:val="center"/>
+            </w:pPr>
+            <w:r>
+              <w:rPr>
+                <w:b/>
+                <w:bCs/>
+              </w:rPr>
+              <w:t xml:space="preserve">TRD (%)</w:t>
+            </w:r>
+          </w:p>
+        </w:tc>
+        <w:tc>
+          <w:tcPr>
+            <w:tcW w:type="dxa" w:w="2800"/>
+            <w:shd w:fill="D9E2F3" w:val="clear"/>
+            <w:tcMar>
+              <w:top w:type="dxa" w:w="60"/>
+              <w:left w:type="dxa" w:w="100"/>
+              <w:bottom w:type="dxa" w:w="60"/>
+              <w:right w:type="dxa" w:w="100"/>
+            </w:tcMar>
+          </w:tcPr>
+          <w:p>
+            <w:pPr>
+              <w:jc w:val="center"/>
+            </w:pPr>
+            <w:r>
+              <w:rPr>
+                <w:b/>
+                <w:bCs/>
+              </w:rPr>
+              <w:t xml:space="preserve">Gap</w:t>
+            </w:r>
+          </w:p>
+        </w:tc>
+        <w:tc>
+          <w:tcPr>
+            <w:tcW w:type="dxa" w:w="3600"/>
+            <w:shd w:fill="D9E2F3" w:val="clear"/>
+            <w:tcMar>
+              <w:top w:type="dxa" w:w="60"/>
+              <w:left w:type="dxa" w:w="100"/>
+              <w:bottom w:type="dxa" w:w="60"/>
+              <w:right w:type="dxa" w:w="100"/>
+            </w:tcMar>
+          </w:tcPr>
+          <w:p>
+            <w:pPr>
+              <w:jc w:val="center"/>
+            </w:pPr>
+            <w:r>
+              <w:rPr>
+                <w:b/>
+                <w:bCs/>
+              </w:rPr>
+              <w:t xml:space="preserve">RBE vs. DenseNet-121 (%)</w:t>
+            </w:r>
+          </w:p>
+        </w:tc>
+      </w:tr>
+      <w:tr>
+        <w:tc>
+          <w:tcPr>
+            <w:tcW w:type="dxa" w:w="4000"/>
+            <w:tcMar>
+              <w:top w:type="dxa" w:w="60"/>
+              <w:left w:type="dxa" w:w="100"/>
+              <w:bottom w:type="dxa" w:w="60"/>
+              <w:right w:type="dxa" w:w="100"/>
+            </w:tcMar>
+          </w:tcPr>
+          <w:p>
+            <w:pPr>
+              <w:jc w:val="center"/>
+            </w:pPr>
+            <w:r>
+              <w:rPr>
+                <w:b w:val="false"/>
+                <w:bCs w:val="false"/>
+              </w:rPr>
+              <w:t xml:space="preserve">ViT-Base/16</w:t>
+            </w:r>
+          </w:p>
+        </w:tc>
+        <w:tc>
+          <w:tcPr>
+            <w:tcW w:type="dxa" w:w="2800"/>
+            <w:tcMar>
+              <w:top w:type="dxa" w:w="60"/>
+              <w:left w:type="dxa" w:w="100"/>
+              <w:bottom w:type="dxa" w:w="60"/>
+              <w:right w:type="dxa" w:w="100"/>
+            </w:tcMar>
+          </w:tcPr>
+          <w:p>
+            <w:pPr>
+              <w:jc w:val="center"/>
+            </w:pPr>
+            <w:r>
+              <w:rPr>
+                <w:b w:val="false"/>
+                <w:bCs w:val="false"/>
+              </w:rPr>
+              <w:t xml:space="preserve">91.77</w:t>
+            </w:r>
+          </w:p>
+        </w:tc>
+        <w:tc>
+          <w:tcPr>
+            <w:tcW w:type="dxa" w:w="2800"/>
+            <w:tcMar>
+              <w:top w:type="dxa" w:w="60"/>
+              <w:left w:type="dxa" w:w="100"/>
+              <w:bottom w:type="dxa" w:w="60"/>
+              <w:right w:type="dxa" w:w="100"/>
+            </w:tcMar>
+          </w:tcPr>
+          <w:p>
+            <w:pPr>
+              <w:jc w:val="center"/>
+            </w:pPr>
+            <w:r>
+              <w:rPr>
+                <w:b w:val="false"/>
+                <w:bCs w:val="false"/>
+              </w:rPr>
+              <w:t xml:space="preserve">0.0798</w:t>
+            </w:r>
+          </w:p>
+        </w:tc>
+        <w:tc>
+          <w:tcPr>
+            <w:tcW w:type="dxa" w:w="3600"/>
+            <w:tcMar>
+              <w:top w:type="dxa" w:w="60"/>
+              <w:left w:type="dxa" w:w="100"/>
+              <w:bottom w:type="dxa" w:w="60"/>
+              <w:right w:type="dxa" w:w="100"/>
+            </w:tcMar>
+          </w:tcPr>
+          <w:p>
+            <w:pPr>
+              <w:jc w:val="center"/>
+            </w:pPr>
+            <w:r>
+              <w:rPr>
+                <w:b w:val="false"/>
+                <w:bCs w:val="false"/>
+              </w:rPr>
+              <w:t xml:space="preserve">18.15</w:t>
+            </w:r>
+          </w:p>
+        </w:tc>
+      </w:tr>
+      <w:tr>
+        <w:tc>
+          <w:tcPr>
+            <w:tcW w:type="dxa" w:w="4000"/>
+            <w:tcMar>
+              <w:top w:type="dxa" w:w="60"/>
+              <w:left w:type="dxa" w:w="100"/>
+              <w:bottom w:type="dxa" w:w="60"/>
+              <w:right w:type="dxa" w:w="100"/>
+            </w:tcMar>
+          </w:tcPr>
+          <w:p>
+            <w:pPr>
+              <w:jc w:val="center"/>
+            </w:pPr>
+            <w:r>
+              <w:rPr>
+                <w:b w:val="false"/>
+                <w:bCs w:val="false"/>
+              </w:rPr>
+              <w:t xml:space="preserve">DenseNet-121 (baseline)</w:t>
+            </w:r>
+          </w:p>
+        </w:tc>
+        <w:tc>
+          <w:tcPr>
+            <w:tcW w:type="dxa" w:w="2800"/>
+            <w:tcMar>
+              <w:top w:type="dxa" w:w="60"/>
+              <w:left w:type="dxa" w:w="100"/>
+              <w:bottom w:type="dxa" w:w="60"/>
+              <w:right w:type="dxa" w:w="100"/>
+            </w:tcMar>
+          </w:tcPr>
+          <w:p>
+            <w:pPr>
+              <w:jc w:val="center"/>
+            </w:pPr>
+            <w:r>
+              <w:rPr>
+                <w:b w:val="false"/>
+                <w:bCs w:val="false"/>
+              </w:rPr>
+              <w:t xml:space="preserve">89.81</w:t>
+            </w:r>
+          </w:p>
+        </w:tc>
+        <w:tc>
+          <w:tcPr>
+            <w:tcW w:type="dxa" w:w="2800"/>
+            <w:tcMar>
+              <w:top w:type="dxa" w:w="60"/>
+              <w:left w:type="dxa" w:w="100"/>
+              <w:bottom w:type="dxa" w:w="60"/>
+              <w:right w:type="dxa" w:w="100"/>
+            </w:tcMar>
+          </w:tcPr>
+          <w:p>
+            <w:pPr>
+              <w:jc w:val="center"/>
+            </w:pPr>
+            <w:r>
+              <w:rPr>
+                <w:b w:val="false"/>
+                <w:bCs w:val="false"/>
+              </w:rPr>
+              <w:t xml:space="preserve">0.0975</w:t>
+            </w:r>
+          </w:p>
+        </w:tc>
+        <w:tc>
+          <w:tcPr>
+            <w:tcW w:type="dxa" w:w="3600"/>
+            <w:tcMar>
+              <w:top w:type="dxa" w:w="60"/>
+              <w:left w:type="dxa" w:w="100"/>
+              <w:bottom w:type="dxa" w:w="60"/>
+              <w:right w:type="dxa" w:w="100"/>
+            </w:tcMar>
+          </w:tcPr>
+          <w:p>
+            <w:pPr>
+              <w:jc w:val="center"/>
+            </w:pPr>
+            <w:r>
+              <w:rPr>
+                <w:b w:val="false"/>
+                <w:bCs w:val="false"/>
+              </w:rPr>
+              <w:t xml:space="preserve">0.00</w:t>
+            </w:r>
+          </w:p>
+        </w:tc>
+      </w:tr>
+    </w:tbl>
+    <w:p>
+      <w:pPr>
+        <w:pStyle w:val="Heading2"/>
+        <w:spacing w:after="80" w:before="160"/>
+      </w:pPr>
+      <w:r>
+        <w:t xml:space="preserve">Rohu</w:t>
+      </w:r>
+    </w:p>
+    <w:tbl>
+      <w:tblPr>
+        <w:tblW w:type="dxa" w:w="13200"/>
+        <w:tblBorders>
+          <w:top w:val="single" w:color="auto" w:sz="4"/>
+          <w:left w:val="single" w:color="auto" w:sz="4"/>
+          <w:bottom w:val="single" w:color="auto" w:sz="4"/>
+          <w:right w:val="single" w:color="auto" w:sz="4"/>
+          <w:insideH w:val="single" w:color="auto" w:sz="4"/>
+          <w:insideV w:val="single" w:color="auto" w:sz="4"/>
+        </w:tblBorders>
+      </w:tblPr>
+      <w:tblGrid>
+        <w:gridCol w:w="4000"/>
+        <w:gridCol w:w="2800"/>
+        <w:gridCol w:w="2800"/>
+        <w:gridCol w:w="3600"/>
+      </w:tblGrid>
+      <w:tr>
+        <w:trPr>
+          <w:tblHeader/>
+        </w:trPr>
+        <w:tc>
+          <w:tcPr>
+            <w:tcW w:type="dxa" w:w="4000"/>
+            <w:shd w:fill="D9E2F3" w:val="clear"/>
+            <w:tcMar>
+              <w:top w:type="dxa" w:w="60"/>
+              <w:left w:type="dxa" w:w="100"/>
+              <w:bottom w:type="dxa" w:w="60"/>
+              <w:right w:type="dxa" w:w="100"/>
+            </w:tcMar>
+          </w:tcPr>
+          <w:p>
+            <w:pPr>
+              <w:jc w:val="center"/>
+            </w:pPr>
+            <w:r>
+              <w:rPr>
+                <w:b/>
+                <w:bCs/>
+              </w:rPr>
+              <w:t xml:space="preserve">Modelo</w:t>
+            </w:r>
+          </w:p>
+        </w:tc>
+        <w:tc>
+          <w:tcPr>
+            <w:tcW w:type="dxa" w:w="2800"/>
+            <w:shd w:fill="D9E2F3" w:val="clear"/>
+            <w:tcMar>
+              <w:top w:type="dxa" w:w="60"/>
+              <w:left w:type="dxa" w:w="100"/>
+              <w:bottom w:type="dxa" w:w="60"/>
+              <w:right w:type="dxa" w:w="100"/>
+            </w:tcMar>
+          </w:tcPr>
+          <w:p>
+            <w:pPr>
+              <w:jc w:val="center"/>
+            </w:pPr>
+            <w:r>
+              <w:rPr>
+                <w:b/>
+                <w:bCs/>
+              </w:rPr>
+              <w:t xml:space="preserve">TRD (%)</w:t>
+            </w:r>
+          </w:p>
+        </w:tc>
+        <w:tc>
+          <w:tcPr>
+            <w:tcW w:type="dxa" w:w="2800"/>
+            <w:shd w:fill="D9E2F3" w:val="clear"/>
+            <w:tcMar>
+              <w:top w:type="dxa" w:w="60"/>
+              <w:left w:type="dxa" w:w="100"/>
+              <w:bottom w:type="dxa" w:w="60"/>
+              <w:right w:type="dxa" w:w="100"/>
+            </w:tcMar>
+          </w:tcPr>
+          <w:p>
+            <w:pPr>
+              <w:jc w:val="center"/>
+            </w:pPr>
+            <w:r>
+              <w:rPr>
+                <w:b/>
+                <w:bCs/>
+              </w:rPr>
+              <w:t xml:space="preserve">Gap</w:t>
+            </w:r>
+          </w:p>
+        </w:tc>
+        <w:tc>
+          <w:tcPr>
+            <w:tcW w:type="dxa" w:w="3600"/>
+            <w:shd w:fill="D9E2F3" w:val="clear"/>
+            <w:tcMar>
+              <w:top w:type="dxa" w:w="60"/>
+              <w:left w:type="dxa" w:w="100"/>
+              <w:bottom w:type="dxa" w:w="60"/>
+              <w:right w:type="dxa" w:w="100"/>
+            </w:tcMar>
+          </w:tcPr>
+          <w:p>
+            <w:pPr>
+              <w:jc w:val="center"/>
+            </w:pPr>
+            <w:r>
+              <w:rPr>
+                <w:b/>
+                <w:bCs/>
+              </w:rPr>
+              <w:t xml:space="preserve">RBE vs. DenseNet-121 (%)</w:t>
+            </w:r>
+          </w:p>
+        </w:tc>
+      </w:tr>
+      <w:tr>
+        <w:tc>
+          <w:tcPr>
+            <w:tcW w:type="dxa" w:w="4000"/>
+            <w:tcMar>
+              <w:top w:type="dxa" w:w="60"/>
+              <w:left w:type="dxa" w:w="100"/>
+              <w:bottom w:type="dxa" w:w="60"/>
+              <w:right w:type="dxa" w:w="100"/>
+            </w:tcMar>
+          </w:tcPr>
+          <w:p>
+            <w:pPr>
+              <w:jc w:val="center"/>
+            </w:pPr>
+            <w:r>
+              <w:rPr>
+                <w:b w:val="false"/>
+                <w:bCs w:val="false"/>
+              </w:rPr>
+              <w:t xml:space="preserve">ViT-Base/16</w:t>
+            </w:r>
+          </w:p>
+        </w:tc>
+        <w:tc>
+          <w:tcPr>
+            <w:tcW w:type="dxa" w:w="2800"/>
+            <w:tcMar>
+              <w:top w:type="dxa" w:w="60"/>
+              <w:left w:type="dxa" w:w="100"/>
+              <w:bottom w:type="dxa" w:w="60"/>
+              <w:right w:type="dxa" w:w="100"/>
+            </w:tcMar>
+          </w:tcPr>
+          <w:p>
+            <w:pPr>
+              <w:jc w:val="center"/>
+            </w:pPr>
+            <w:r>
+              <w:rPr>
+                <w:b w:val="false"/>
+                <w:bCs w:val="false"/>
+              </w:rPr>
+              <w:t xml:space="preserve">93.98</w:t>
+            </w:r>
+          </w:p>
+        </w:tc>
+        <w:tc>
+          <w:tcPr>
+            <w:tcW w:type="dxa" w:w="2800"/>
+            <w:tcMar>
+              <w:top w:type="dxa" w:w="60"/>
+              <w:left w:type="dxa" w:w="100"/>
+              <w:bottom w:type="dxa" w:w="60"/>
+              <w:right w:type="dxa" w:w="100"/>
+            </w:tcMar>
+          </w:tcPr>
+          <w:p>
+            <w:pPr>
+              <w:jc w:val="center"/>
+            </w:pPr>
+            <w:r>
+              <w:rPr>
+                <w:b w:val="false"/>
+                <w:bCs w:val="false"/>
+              </w:rPr>
+              <w:t xml:space="preserve">0.0584</w:t>
+            </w:r>
+          </w:p>
+        </w:tc>
+        <w:tc>
+          <w:tcPr>
+            <w:tcW w:type="dxa" w:w="3600"/>
+            <w:tcMar>
+              <w:top w:type="dxa" w:w="60"/>
+              <w:left w:type="dxa" w:w="100"/>
+              <w:bottom w:type="dxa" w:w="60"/>
+              <w:right w:type="dxa" w:w="100"/>
+            </w:tcMar>
+          </w:tcPr>
+          <w:p>
+            <w:pPr>
+              <w:jc w:val="center"/>
+            </w:pPr>
+            <w:r>
+              <w:rPr>
+                <w:b w:val="false"/>
+                <w:bCs w:val="false"/>
+              </w:rPr>
+              <w:t xml:space="preserve">35.68</w:t>
+            </w:r>
+          </w:p>
+        </w:tc>
+      </w:tr>
+      <w:tr>
+        <w:tc>
+          <w:tcPr>
+            <w:tcW w:type="dxa" w:w="4000"/>
+            <w:tcMar>
+              <w:top w:type="dxa" w:w="60"/>
+              <w:left w:type="dxa" w:w="100"/>
+              <w:bottom w:type="dxa" w:w="60"/>
+              <w:right w:type="dxa" w:w="100"/>
+            </w:tcMar>
+          </w:tcPr>
+          <w:p>
+            <w:pPr>
+              <w:jc w:val="center"/>
+            </w:pPr>
+            <w:r>
+              <w:rPr>
+                <w:b w:val="false"/>
+                <w:bCs w:val="false"/>
+              </w:rPr>
+              <w:t xml:space="preserve">DenseNet-121 (baseline)</w:t>
+            </w:r>
+          </w:p>
+        </w:tc>
+        <w:tc>
+          <w:tcPr>
+            <w:tcW w:type="dxa" w:w="2800"/>
+            <w:tcMar>
+              <w:top w:type="dxa" w:w="60"/>
+              <w:left w:type="dxa" w:w="100"/>
+              <w:bottom w:type="dxa" w:w="60"/>
+              <w:right w:type="dxa" w:w="100"/>
+            </w:tcMar>
+          </w:tcPr>
+          <w:p>
+            <w:pPr>
+              <w:jc w:val="center"/>
+            </w:pPr>
+            <w:r>
+              <w:rPr>
+                <w:b w:val="false"/>
+                <w:bCs w:val="false"/>
+              </w:rPr>
+              <w:t xml:space="preserve">90.51</w:t>
+            </w:r>
+          </w:p>
+        </w:tc>
+        <w:tc>
+          <w:tcPr>
+            <w:tcW w:type="dxa" w:w="2800"/>
+            <w:tcMar>
+              <w:top w:type="dxa" w:w="60"/>
+              <w:left w:type="dxa" w:w="100"/>
+              <w:bottom w:type="dxa" w:w="60"/>
+              <w:right w:type="dxa" w:w="100"/>
+            </w:tcMar>
+          </w:tcPr>
+          <w:p>
+            <w:pPr>
+              <w:jc w:val="center"/>
+            </w:pPr>
+            <w:r>
+              <w:rPr>
+                <w:b w:val="false"/>
+                <w:bCs w:val="false"/>
+              </w:rPr>
+              <w:t xml:space="preserve">0.0908</w:t>
+            </w:r>
+          </w:p>
+        </w:tc>
+        <w:tc>
+          <w:tcPr>
+            <w:tcW w:type="dxa" w:w="3600"/>
+            <w:tcMar>
+              <w:top w:type="dxa" w:w="60"/>
+              <w:left w:type="dxa" w:w="100"/>
+              <w:bottom w:type="dxa" w:w="60"/>
+              <w:right w:type="dxa" w:w="100"/>
+            </w:tcMar>
+          </w:tcPr>
+          <w:p>
+            <w:pPr>
+              <w:jc w:val="center"/>
+            </w:pPr>
+            <w:r>
+              <w:rPr>
+                <w:b w:val="false"/>
+                <w:bCs w:val="false"/>
+              </w:rPr>
+              <w:t xml:space="preserve">0.00</w:t>
+            </w:r>
+          </w:p>
+        </w:tc>
+      </w:tr>
+    </w:tbl>
+    <w:p>
+      <w:pPr>
+        <w:pStyle w:val="Heading2"/>
+        <w:spacing w:after="80" w:before="160"/>
+      </w:pPr>
+      <w:r>
+        <w:t xml:space="preserve">4.3 Indicadores — sin augmentación (sin x2)</w:t>
+      </w:r>
+    </w:p>
+    <w:p>
+      <w:pPr>
+        <w:pStyle w:val="Heading2"/>
+        <w:spacing w:after="80" w:before="160"/>
+      </w:pPr>
+      <w:r>
+        <w:t xml:space="preserve">Trucha</w:t>
+      </w:r>
+    </w:p>
+    <w:tbl>
+      <w:tblPr>
+        <w:tblW w:type="dxa" w:w="13200"/>
+        <w:tblBorders>
+          <w:top w:val="single" w:color="auto" w:sz="4"/>
+          <w:left w:val="single" w:color="auto" w:sz="4"/>
+          <w:bottom w:val="single" w:color="auto" w:sz="4"/>
+          <w:right w:val="single" w:color="auto" w:sz="4"/>
+          <w:insideH w:val="single" w:color="auto" w:sz="4"/>
+          <w:insideV w:val="single" w:color="auto" w:sz="4"/>
+        </w:tblBorders>
+      </w:tblPr>
+      <w:tblGrid>
+        <w:gridCol w:w="4000"/>
+        <w:gridCol w:w="2800"/>
+        <w:gridCol w:w="2800"/>
+        <w:gridCol w:w="3600"/>
+      </w:tblGrid>
+      <w:tr>
+        <w:trPr>
+          <w:tblHeader/>
+        </w:trPr>
+        <w:tc>
+          <w:tcPr>
+            <w:tcW w:type="dxa" w:w="4000"/>
+            <w:shd w:fill="D9E2F3" w:val="clear"/>
+            <w:tcMar>
+              <w:top w:type="dxa" w:w="60"/>
+              <w:left w:type="dxa" w:w="100"/>
+              <w:bottom w:type="dxa" w:w="60"/>
+              <w:right w:type="dxa" w:w="100"/>
+            </w:tcMar>
+          </w:tcPr>
+          <w:p>
+            <w:pPr>
+              <w:jc w:val="center"/>
+            </w:pPr>
+            <w:r>
+              <w:rPr>
+                <w:b/>
+                <w:bCs/>
+              </w:rPr>
+              <w:t xml:space="preserve">Modelo</w:t>
+            </w:r>
+          </w:p>
+        </w:tc>
+        <w:tc>
+          <w:tcPr>
+            <w:tcW w:type="dxa" w:w="2800"/>
+            <w:shd w:fill="D9E2F3" w:val="clear"/>
+            <w:tcMar>
+              <w:top w:type="dxa" w:w="60"/>
+              <w:left w:type="dxa" w:w="100"/>
+              <w:bottom w:type="dxa" w:w="60"/>
+              <w:right w:type="dxa" w:w="100"/>
+            </w:tcMar>
+          </w:tcPr>
+          <w:p>
+            <w:pPr>
+              <w:jc w:val="center"/>
+            </w:pPr>
+            <w:r>
+              <w:rPr>
+                <w:b/>
+                <w:bCs/>
+              </w:rPr>
+              <w:t xml:space="preserve">TRD (%)</w:t>
+            </w:r>
+          </w:p>
+        </w:tc>
+        <w:tc>
+          <w:tcPr>
+            <w:tcW w:type="dxa" w:w="2800"/>
+            <w:shd w:fill="D9E2F3" w:val="clear"/>
+            <w:tcMar>
+              <w:top w:type="dxa" w:w="60"/>
+              <w:left w:type="dxa" w:w="100"/>
+              <w:bottom w:type="dxa" w:w="60"/>
+              <w:right w:type="dxa" w:w="100"/>
+            </w:tcMar>
+          </w:tcPr>
+          <w:p>
+            <w:pPr>
+              <w:jc w:val="center"/>
+            </w:pPr>
+            <w:r>
+              <w:rPr>
+                <w:b/>
+                <w:bCs/>
+              </w:rPr>
+              <w:t xml:space="preserve">Gap</w:t>
+            </w:r>
+          </w:p>
+        </w:tc>
+        <w:tc>
+          <w:tcPr>
+            <w:tcW w:type="dxa" w:w="3600"/>
+            <w:shd w:fill="D9E2F3" w:val="clear"/>
+            <w:tcMar>
+              <w:top w:type="dxa" w:w="60"/>
+              <w:left w:type="dxa" w:w="100"/>
+              <w:bottom w:type="dxa" w:w="60"/>
+              <w:right w:type="dxa" w:w="100"/>
+            </w:tcMar>
+          </w:tcPr>
+          <w:p>
+            <w:pPr>
+              <w:jc w:val="center"/>
+            </w:pPr>
+            <w:r>
+              <w:rPr>
+                <w:b/>
+                <w:bCs/>
+              </w:rPr>
+              <w:t xml:space="preserve">RBE vs. DenseNet-121 (%)</w:t>
+            </w:r>
+          </w:p>
+        </w:tc>
+      </w:tr>
+      <w:tr>
+        <w:tc>
+          <w:tcPr>
+            <w:tcW w:type="dxa" w:w="4000"/>
+            <w:tcMar>
+              <w:top w:type="dxa" w:w="60"/>
+              <w:left w:type="dxa" w:w="100"/>
+              <w:bottom w:type="dxa" w:w="60"/>
+              <w:right w:type="dxa" w:w="100"/>
+            </w:tcMar>
+          </w:tcPr>
+          <w:p>
+            <w:pPr>
+              <w:jc w:val="center"/>
+            </w:pPr>
+            <w:r>
+              <w:rPr>
+                <w:b w:val="false"/>
+                <w:bCs w:val="false"/>
+              </w:rPr>
+              <w:t xml:space="preserve">ViT-Base/16</w:t>
+            </w:r>
+          </w:p>
+        </w:tc>
+        <w:tc>
+          <w:tcPr>
+            <w:tcW w:type="dxa" w:w="2800"/>
+            <w:tcMar>
+              <w:top w:type="dxa" w:w="60"/>
+              <w:left w:type="dxa" w:w="100"/>
+              <w:bottom w:type="dxa" w:w="60"/>
+              <w:right w:type="dxa" w:w="100"/>
+            </w:tcMar>
+          </w:tcPr>
+          <w:p>
+            <w:pPr>
+              <w:jc w:val="center"/>
+            </w:pPr>
+            <w:r>
+              <w:rPr>
+                <w:b w:val="false"/>
+                <w:bCs w:val="false"/>
+              </w:rPr>
+              <w:t xml:space="preserve">88.81</w:t>
+            </w:r>
+          </w:p>
+        </w:tc>
+        <w:tc>
+          <w:tcPr>
+            <w:tcW w:type="dxa" w:w="2800"/>
+            <w:tcMar>
+              <w:top w:type="dxa" w:w="60"/>
+              <w:left w:type="dxa" w:w="100"/>
+              <w:bottom w:type="dxa" w:w="60"/>
+              <w:right w:type="dxa" w:w="100"/>
+            </w:tcMar>
+          </w:tcPr>
+          <w:p>
+            <w:pPr>
+              <w:jc w:val="center"/>
+            </w:pPr>
+            <w:r>
+              <w:rPr>
+                <w:b w:val="false"/>
+                <w:bCs w:val="false"/>
+              </w:rPr>
+              <w:t xml:space="preserve">0.1085</w:t>
+            </w:r>
+          </w:p>
+        </w:tc>
+        <w:tc>
+          <w:tcPr>
+            <w:tcW w:type="dxa" w:w="3600"/>
+            <w:tcMar>
+              <w:top w:type="dxa" w:w="60"/>
+              <w:left w:type="dxa" w:w="100"/>
+              <w:bottom w:type="dxa" w:w="60"/>
+              <w:right w:type="dxa" w:w="100"/>
+            </w:tcMar>
+          </w:tcPr>
+          <w:p>
+            <w:pPr>
+              <w:jc w:val="center"/>
+            </w:pPr>
+            <w:r>
+              <w:rPr>
+                <w:b w:val="false"/>
+                <w:bCs w:val="false"/>
+              </w:rPr>
+              <w:t xml:space="preserve">26.59</w:t>
+            </w:r>
+          </w:p>
+        </w:tc>
+      </w:tr>
+      <w:tr>
+        <w:tc>
+          <w:tcPr>
+            <w:tcW w:type="dxa" w:w="4000"/>
+            <w:tcMar>
+              <w:top w:type="dxa" w:w="60"/>
+              <w:left w:type="dxa" w:w="100"/>
+              <w:bottom w:type="dxa" w:w="60"/>
+              <w:right w:type="dxa" w:w="100"/>
+            </w:tcMar>
+          </w:tcPr>
+          <w:p>
+            <w:pPr>
+              <w:jc w:val="center"/>
+            </w:pPr>
+            <w:r>
+              <w:rPr>
+                <w:b w:val="false"/>
+                <w:bCs w:val="false"/>
+              </w:rPr>
+              <w:t xml:space="preserve">DenseNet-121 (baseline)</w:t>
+            </w:r>
+          </w:p>
+        </w:tc>
+        <w:tc>
+          <w:tcPr>
+            <w:tcW w:type="dxa" w:w="2800"/>
+            <w:tcMar>
+              <w:top w:type="dxa" w:w="60"/>
+              <w:left w:type="dxa" w:w="100"/>
+              <w:bottom w:type="dxa" w:w="60"/>
+              <w:right w:type="dxa" w:w="100"/>
+            </w:tcMar>
+          </w:tcPr>
+          <w:p>
+            <w:pPr>
+              <w:jc w:val="center"/>
+            </w:pPr>
+            <w:r>
+              <w:rPr>
+                <w:b w:val="false"/>
+                <w:bCs w:val="false"/>
+              </w:rPr>
+              <w:t xml:space="preserve">84.55</w:t>
+            </w:r>
+          </w:p>
+        </w:tc>
+        <w:tc>
+          <w:tcPr>
+            <w:tcW w:type="dxa" w:w="2800"/>
+            <w:tcMar>
+              <w:top w:type="dxa" w:w="60"/>
+              <w:left w:type="dxa" w:w="100"/>
+              <w:bottom w:type="dxa" w:w="60"/>
+              <w:right w:type="dxa" w:w="100"/>
+            </w:tcMar>
+          </w:tcPr>
+          <w:p>
+            <w:pPr>
+              <w:jc w:val="center"/>
+            </w:pPr>
+            <w:r>
+              <w:rPr>
+                <w:b w:val="false"/>
+                <w:bCs w:val="false"/>
+              </w:rPr>
+              <w:t xml:space="preserve">0.1478</w:t>
+            </w:r>
+          </w:p>
+        </w:tc>
+        <w:tc>
+          <w:tcPr>
+            <w:tcW w:type="dxa" w:w="3600"/>
+            <w:tcMar>
+              <w:top w:type="dxa" w:w="60"/>
+              <w:left w:type="dxa" w:w="100"/>
+              <w:bottom w:type="dxa" w:w="60"/>
+              <w:right w:type="dxa" w:w="100"/>
+            </w:tcMar>
+          </w:tcPr>
+          <w:p>
+            <w:pPr>
+              <w:jc w:val="center"/>
+            </w:pPr>
+            <w:r>
+              <w:rPr>
+                <w:b w:val="false"/>
+                <w:bCs w:val="false"/>
+              </w:rPr>
+              <w:t xml:space="preserve">0.00</w:t>
+            </w:r>
+          </w:p>
+        </w:tc>
+      </w:tr>
+    </w:tbl>
+    <w:p>
+      <w:pPr>
+        <w:pStyle w:val="Heading2"/>
+        <w:spacing w:after="80" w:before="160"/>
+      </w:pPr>
+      <w:r>
+        <w:t xml:space="preserve">Rohu</w:t>
+      </w:r>
+    </w:p>
+    <w:tbl>
+      <w:tblPr>
+        <w:tblW w:type="dxa" w:w="13200"/>
+        <w:tblBorders>
+          <w:top w:val="single" w:color="auto" w:sz="4"/>
+          <w:left w:val="single" w:color="auto" w:sz="4"/>
+          <w:bottom w:val="single" w:color="auto" w:sz="4"/>
+          <w:right w:val="single" w:color="auto" w:sz="4"/>
+          <w:insideH w:val="single" w:color="auto" w:sz="4"/>
+          <w:insideV w:val="single" w:color="auto" w:sz="4"/>
+        </w:tblBorders>
+      </w:tblPr>
+      <w:tblGrid>
+        <w:gridCol w:w="4000"/>
+        <w:gridCol w:w="2800"/>
+        <w:gridCol w:w="2800"/>
+        <w:gridCol w:w="3600"/>
+      </w:tblGrid>
+      <w:tr>
+        <w:trPr>
+          <w:tblHeader/>
+        </w:trPr>
+        <w:tc>
+          <w:tcPr>
+            <w:tcW w:type="dxa" w:w="4000"/>
+            <w:shd w:fill="D9E2F3" w:val="clear"/>
+            <w:tcMar>
+              <w:top w:type="dxa" w:w="60"/>
+              <w:left w:type="dxa" w:w="100"/>
+              <w:bottom w:type="dxa" w:w="60"/>
+              <w:right w:type="dxa" w:w="100"/>
+            </w:tcMar>
+          </w:tcPr>
+          <w:p>
+            <w:pPr>
+              <w:jc w:val="center"/>
+            </w:pPr>
+            <w:r>
+              <w:rPr>
+                <w:b/>
+                <w:bCs/>
+              </w:rPr>
+              <w:t xml:space="preserve">Modelo</w:t>
+            </w:r>
+          </w:p>
+        </w:tc>
+        <w:tc>
+          <w:tcPr>
+            <w:tcW w:type="dxa" w:w="2800"/>
+            <w:shd w:fill="D9E2F3" w:val="clear"/>
+            <w:tcMar>
+              <w:top w:type="dxa" w:w="60"/>
+              <w:left w:type="dxa" w:w="100"/>
+              <w:bottom w:type="dxa" w:w="60"/>
+              <w:right w:type="dxa" w:w="100"/>
+            </w:tcMar>
+          </w:tcPr>
+          <w:p>
+            <w:pPr>
+              <w:jc w:val="center"/>
+            </w:pPr>
+            <w:r>
+              <w:rPr>
+                <w:b/>
+                <w:bCs/>
+              </w:rPr>
+              <w:t xml:space="preserve">TRD (%)</w:t>
+            </w:r>
+          </w:p>
+        </w:tc>
+        <w:tc>
+          <w:tcPr>
+            <w:tcW w:type="dxa" w:w="2800"/>
+            <w:shd w:fill="D9E2F3" w:val="clear"/>
+            <w:tcMar>
+              <w:top w:type="dxa" w:w="60"/>
+              <w:left w:type="dxa" w:w="100"/>
+              <w:bottom w:type="dxa" w:w="60"/>
+              <w:right w:type="dxa" w:w="100"/>
+            </w:tcMar>
+          </w:tcPr>
+          <w:p>
+            <w:pPr>
+              <w:jc w:val="center"/>
+            </w:pPr>
+            <w:r>
+              <w:rPr>
+                <w:b/>
+                <w:bCs/>
+              </w:rPr>
+              <w:t xml:space="preserve">Gap</w:t>
+            </w:r>
+          </w:p>
+        </w:tc>
+        <w:tc>
+          <w:tcPr>
+            <w:tcW w:type="dxa" w:w="3600"/>
+            <w:shd w:fill="D9E2F3" w:val="clear"/>
+            <w:tcMar>
+              <w:top w:type="dxa" w:w="60"/>
+              <w:left w:type="dxa" w:w="100"/>
+              <w:bottom w:type="dxa" w:w="60"/>
+              <w:right w:type="dxa" w:w="100"/>
+            </w:tcMar>
+          </w:tcPr>
+          <w:p>
+            <w:pPr>
+              <w:jc w:val="center"/>
+            </w:pPr>
+            <w:r>
+              <w:rPr>
+                <w:b/>
+                <w:bCs/>
+              </w:rPr>
+              <w:t xml:space="preserve">RBE vs. DenseNet-121 (%)</w:t>
+            </w:r>
+          </w:p>
+        </w:tc>
+      </w:tr>
+      <w:tr>
+        <w:tc>
+          <w:tcPr>
+            <w:tcW w:type="dxa" w:w="4000"/>
+            <w:tcMar>
+              <w:top w:type="dxa" w:w="60"/>
+              <w:left w:type="dxa" w:w="100"/>
+              <w:bottom w:type="dxa" w:w="60"/>
+              <w:right w:type="dxa" w:w="100"/>
+            </w:tcMar>
+          </w:tcPr>
+          <w:p>
+            <w:pPr>
+              <w:jc w:val="center"/>
+            </w:pPr>
+            <w:r>
+              <w:rPr>
+                <w:b w:val="false"/>
+                <w:bCs w:val="false"/>
+              </w:rPr>
+              <w:t xml:space="preserve">ViT-Base/16</w:t>
+            </w:r>
+          </w:p>
+        </w:tc>
+        <w:tc>
+          <w:tcPr>
+            <w:tcW w:type="dxa" w:w="2800"/>
+            <w:tcMar>
+              <w:top w:type="dxa" w:w="60"/>
+              <w:left w:type="dxa" w:w="100"/>
+              <w:bottom w:type="dxa" w:w="60"/>
+              <w:right w:type="dxa" w:w="100"/>
+            </w:tcMar>
+          </w:tcPr>
+          <w:p>
+            <w:pPr>
+              <w:jc w:val="center"/>
+            </w:pPr>
+            <w:r>
+              <w:rPr>
+                <w:b w:val="false"/>
+                <w:bCs w:val="false"/>
+              </w:rPr>
+              <w:t xml:space="preserve">90.93</w:t>
+            </w:r>
+          </w:p>
+        </w:tc>
+        <w:tc>
+          <w:tcPr>
+            <w:tcW w:type="dxa" w:w="2800"/>
+            <w:tcMar>
+              <w:top w:type="dxa" w:w="60"/>
+              <w:left w:type="dxa" w:w="100"/>
+              <w:bottom w:type="dxa" w:w="60"/>
+              <w:right w:type="dxa" w:w="100"/>
+            </w:tcMar>
+          </w:tcPr>
+          <w:p>
+            <w:pPr>
+              <w:jc w:val="center"/>
+            </w:pPr>
+            <w:r>
+              <w:rPr>
+                <w:b w:val="false"/>
+                <w:bCs w:val="false"/>
+              </w:rPr>
+              <w:t xml:space="preserve">0.0879</w:t>
+            </w:r>
+          </w:p>
+        </w:tc>
+        <w:tc>
+          <w:tcPr>
+            <w:tcW w:type="dxa" w:w="3600"/>
+            <w:tcMar>
+              <w:top w:type="dxa" w:w="60"/>
+              <w:left w:type="dxa" w:w="100"/>
+              <w:bottom w:type="dxa" w:w="60"/>
+              <w:right w:type="dxa" w:w="100"/>
+            </w:tcMar>
+          </w:tcPr>
+          <w:p>
+            <w:pPr>
+              <w:jc w:val="center"/>
+            </w:pPr>
+            <w:r>
+              <w:rPr>
+                <w:b w:val="false"/>
+                <w:bCs w:val="false"/>
+              </w:rPr>
+              <w:t xml:space="preserve">31.38</w:t>
+            </w:r>
+          </w:p>
+        </w:tc>
+      </w:tr>
+      <w:tr>
+        <w:tc>
+          <w:tcPr>
+            <w:tcW w:type="dxa" w:w="4000"/>
+            <w:tcMar>
+              <w:top w:type="dxa" w:w="60"/>
+              <w:left w:type="dxa" w:w="100"/>
+              <w:bottom w:type="dxa" w:w="60"/>
+              <w:right w:type="dxa" w:w="100"/>
+            </w:tcMar>
+          </w:tcPr>
+          <w:p>
+            <w:pPr>
+              <w:jc w:val="center"/>
+            </w:pPr>
+            <w:r>
+              <w:rPr>
+                <w:b w:val="false"/>
+                <w:bCs w:val="false"/>
+              </w:rPr>
+              <w:t xml:space="preserve">DenseNet-121 (baseline)</w:t>
+            </w:r>
+          </w:p>
+        </w:tc>
+        <w:tc>
+          <w:tcPr>
+            <w:tcW w:type="dxa" w:w="2800"/>
+            <w:tcMar>
+              <w:top w:type="dxa" w:w="60"/>
+              <w:left w:type="dxa" w:w="100"/>
+              <w:bottom w:type="dxa" w:w="60"/>
+              <w:right w:type="dxa" w:w="100"/>
+            </w:tcMar>
+          </w:tcPr>
+          <w:p>
+            <w:pPr>
+              <w:jc w:val="center"/>
+            </w:pPr>
+            <w:r>
+              <w:rPr>
+                <w:b w:val="false"/>
+                <w:bCs w:val="false"/>
+              </w:rPr>
+              <w:t xml:space="preserve">86.61</w:t>
+            </w:r>
+          </w:p>
+        </w:tc>
+        <w:tc>
+          <w:tcPr>
+            <w:tcW w:type="dxa" w:w="2800"/>
+            <w:tcMar>
+              <w:top w:type="dxa" w:w="60"/>
+              <w:left w:type="dxa" w:w="100"/>
+              <w:bottom w:type="dxa" w:w="60"/>
+              <w:right w:type="dxa" w:w="100"/>
+            </w:tcMar>
+          </w:tcPr>
+          <w:p>
+            <w:pPr>
+              <w:jc w:val="center"/>
+            </w:pPr>
+            <w:r>
+              <w:rPr>
+                <w:b w:val="false"/>
+                <w:bCs w:val="false"/>
+              </w:rPr>
+              <w:t xml:space="preserve">0.1281</w:t>
+            </w:r>
+          </w:p>
+        </w:tc>
+        <w:tc>
+          <w:tcPr>
+            <w:tcW w:type="dxa" w:w="3600"/>
+            <w:tcMar>
+              <w:top w:type="dxa" w:w="60"/>
+              <w:left w:type="dxa" w:w="100"/>
+              <w:bottom w:type="dxa" w:w="60"/>
+              <w:right w:type="dxa" w:w="100"/>
+            </w:tcMar>
+          </w:tcPr>
+          <w:p>
+            <w:pPr>
+              <w:jc w:val="center"/>
+            </w:pPr>
+            <w:r>
+              <w:rPr>
+                <w:b w:val="false"/>
+                <w:bCs w:val="false"/>
+              </w:rPr>
+              <w:t xml:space="preserve">0.00</w:t>
+            </w:r>
+          </w:p>
+        </w:tc>
+      </w:tr>
+    </w:tbl>
+    <w:p>
+      <w:pPr>
+        <w:pStyle w:val="Heading1"/>
+        <w:spacing w:after="120" w:before="200"/>
+      </w:pPr>
+      <w:r>
+        <w:t xml:space="preserve">5. Lectura</w:t>
+      </w:r>
+    </w:p>
+    <w:p>
+      <w:pPr>
+        <w:spacing w:after="100"/>
+      </w:pPr>
+      <w:r>
         <w:t xml:space="preserve">ViT-Base/16 rinde por encima de DenseNet-121 en los dos dominios y en ambas variantes, consistente con su desempeño en Mendeley (dominio fuente), donde también es el mejor de los dos (96.96 vs. 95.66).</w:t>
       </w:r>
     </w:p>
@@ -949,6 +2357,14 @@
       </w:pPr>
       <w:r>
         <w:t xml:space="preserve">Frente a Mendeley, los dos dominios objetivo quedan por debajo en ambos modelos — la brecha de generalización cross-dataset que mide el proyecto.</w:t>
+      </w:r>
+    </w:p>
+    <w:p>
+      <w:pPr>
+        <w:spacing w:after="100"/>
+      </w:pPr>
+      <w:r>
+        <w:t xml:space="preserve">ViT-Base/16 retiene más desempeño que DenseNet-121 en los 4 casos (TRD más alto, Gap más chico) y su RBE es siempre positivo — transfiere mejor que el baseline CNN en ambos dominios, con y sin x2. La ventaja de ViT es mayor en Rohu (RBE 35.68% con x2) que en Trucha (RBE 18.15% con x2).</w:t>
       </w:r>
     </w:p>
     <w:p>
@@ -963,7 +2379,7 @@
           <w:sz w:val="18"/>
           <w:szCs w:val="18"/>
         </w:rPr>
-        <w:t xml:space="preserve">Método: congelado (linear probe), backbone con pesos fijos (checkpoint de Mendeley), 30 épocas, patience=8, fold aleatorio (5 folds). Mendeley: evaluación pooled de 5 folds sobre las 8,000 imágenes del dominio fuente.</w:t>
+        <w:t xml:space="preserve">Método: congelado (linear probe), backbone con pesos fijos (checkpoint de Mendeley), 30 épocas, patience=8, fold aleatorio (5 folds). Mendeley: evaluación pooled de 5 folds sobre las 8,000 imágenes del dominio fuente. F1 de Trucha/Rohu: media de 5 folds (misma convención que la tabla maestra del proyecto).</w:t>
       </w:r>
     </w:p>
     <w:sectPr>

--- a/Resultados_ViT_DenseNet.docx
+++ b/Resultados_ViT_DenseNet.docx
@@ -27,7 +27,7 @@
           <w:sz w:val="22"/>
           <w:szCs w:val="22"/>
         </w:rPr>
-        <w:t xml:space="preserve">Congelado (linear probe), Trucha y Rohu, con y sin augmentación x2</w:t>
+        <w:t xml:space="preserve">Congelado (linear probe), Trucha y Rohu, sin augmentación x2</w:t>
       </w:r>
     </w:p>
     <w:p>
@@ -36,7 +36,7 @@
         <w:spacing w:after="120" w:before="200"/>
       </w:pPr>
       <w:r>
-        <w:t xml:space="preserve">1. Resultados con augmentación x2</w:t>
+        <w:t xml:space="preserve">1. Resultados (F1 macro, media de 5 folds)</w:t>
       </w:r>
     </w:p>
     <w:tbl>
@@ -201,7 +201,7 @@
                 <w:b w:val="false"/>
                 <w:bCs w:val="false"/>
               </w:rPr>
-              <w:t xml:space="preserve">88.98</w:t>
+              <w:t xml:space="preserve">86.11</w:t>
             </w:r>
           </w:p>
         </w:tc>
@@ -224,7 +224,7 @@
                 <w:b w:val="false"/>
                 <w:bCs w:val="false"/>
               </w:rPr>
-              <w:t xml:space="preserve">91.12</w:t>
+              <w:t xml:space="preserve">88.17</w:t>
             </w:r>
           </w:p>
         </w:tc>
@@ -295,7 +295,7 @@
                 <w:b w:val="false"/>
                 <w:bCs w:val="false"/>
               </w:rPr>
-              <w:t xml:space="preserve">85.91</w:t>
+              <w:t xml:space="preserve">80.88</w:t>
             </w:r>
           </w:p>
         </w:tc>
@@ -318,7 +318,7 @@
                 <w:b w:val="false"/>
                 <w:bCs w:val="false"/>
               </w:rPr>
-              <w:t xml:space="preserve">86.58</w:t>
+              <w:t xml:space="preserve">82.85</w:t>
             </w:r>
           </w:p>
         </w:tc>
@@ -353,578 +353,7 @@
         <w:spacing w:after="120" w:before="200"/>
       </w:pPr>
       <w:r>
-        <w:t xml:space="preserve">2. Resultados sin augmentación (sin x2)</w:t>
-      </w:r>
-    </w:p>
-    <w:tbl>
-      <w:tblPr>
-        <w:tblW w:type="dxa" w:w="11200"/>
-        <w:tblBorders>
-          <w:top w:val="single" w:color="auto" w:sz="4"/>
-          <w:left w:val="single" w:color="auto" w:sz="4"/>
-          <w:bottom w:val="single" w:color="auto" w:sz="4"/>
-          <w:right w:val="single" w:color="auto" w:sz="4"/>
-          <w:insideH w:val="single" w:color="auto" w:sz="4"/>
-          <w:insideV w:val="single" w:color="auto" w:sz="4"/>
-        </w:tblBorders>
-      </w:tblPr>
-      <w:tblGrid>
-        <w:gridCol w:w="3200"/>
-        <w:gridCol w:w="2400"/>
-        <w:gridCol w:w="2400"/>
-        <w:gridCol w:w="3200"/>
-      </w:tblGrid>
-      <w:tr>
-        <w:trPr>
-          <w:tblHeader/>
-        </w:trPr>
-        <w:tc>
-          <w:tcPr>
-            <w:tcW w:type="dxa" w:w="3200"/>
-            <w:shd w:fill="D9E2F3" w:val="clear"/>
-            <w:tcMar>
-              <w:top w:type="dxa" w:w="60"/>
-              <w:left w:type="dxa" w:w="100"/>
-              <w:bottom w:type="dxa" w:w="60"/>
-              <w:right w:type="dxa" w:w="100"/>
-            </w:tcMar>
-          </w:tcPr>
-          <w:p>
-            <w:pPr>
-              <w:jc w:val="center"/>
-            </w:pPr>
-            <w:r>
-              <w:rPr>
-                <w:b/>
-                <w:bCs/>
-              </w:rPr>
-              <w:t xml:space="preserve">Modelo</w:t>
-            </w:r>
-          </w:p>
-        </w:tc>
-        <w:tc>
-          <w:tcPr>
-            <w:tcW w:type="dxa" w:w="2400"/>
-            <w:shd w:fill="D9E2F3" w:val="clear"/>
-            <w:tcMar>
-              <w:top w:type="dxa" w:w="60"/>
-              <w:left w:type="dxa" w:w="100"/>
-              <w:bottom w:type="dxa" w:w="60"/>
-              <w:right w:type="dxa" w:w="100"/>
-            </w:tcMar>
-          </w:tcPr>
-          <w:p>
-            <w:pPr>
-              <w:jc w:val="center"/>
-            </w:pPr>
-            <w:r>
-              <w:rPr>
-                <w:b/>
-                <w:bCs/>
-              </w:rPr>
-              <w:t xml:space="preserve">Trucha</w:t>
-            </w:r>
-          </w:p>
-        </w:tc>
-        <w:tc>
-          <w:tcPr>
-            <w:tcW w:type="dxa" w:w="2400"/>
-            <w:shd w:fill="D9E2F3" w:val="clear"/>
-            <w:tcMar>
-              <w:top w:type="dxa" w:w="60"/>
-              <w:left w:type="dxa" w:w="100"/>
-              <w:bottom w:type="dxa" w:w="60"/>
-              <w:right w:type="dxa" w:w="100"/>
-            </w:tcMar>
-          </w:tcPr>
-          <w:p>
-            <w:pPr>
-              <w:jc w:val="center"/>
-            </w:pPr>
-            <w:r>
-              <w:rPr>
-                <w:b/>
-                <w:bCs/>
-              </w:rPr>
-              <w:t xml:space="preserve">Rohu</w:t>
-            </w:r>
-          </w:p>
-        </w:tc>
-        <w:tc>
-          <w:tcPr>
-            <w:tcW w:type="dxa" w:w="3200"/>
-            <w:shd w:fill="D9E2F3" w:val="clear"/>
-            <w:tcMar>
-              <w:top w:type="dxa" w:w="60"/>
-              <w:left w:type="dxa" w:w="100"/>
-              <w:bottom w:type="dxa" w:w="60"/>
-              <w:right w:type="dxa" w:w="100"/>
-            </w:tcMar>
-          </w:tcPr>
-          <w:p>
-            <w:pPr>
-              <w:jc w:val="center"/>
-            </w:pPr>
-            <w:r>
-              <w:rPr>
-                <w:b/>
-                <w:bCs/>
-              </w:rPr>
-              <w:t xml:space="preserve">Mendeley (fuente)</w:t>
-            </w:r>
-          </w:p>
-        </w:tc>
-      </w:tr>
-      <w:tr>
-        <w:tc>
-          <w:tcPr>
-            <w:tcW w:type="dxa" w:w="3200"/>
-            <w:tcMar>
-              <w:top w:type="dxa" w:w="60"/>
-              <w:left w:type="dxa" w:w="100"/>
-              <w:bottom w:type="dxa" w:w="60"/>
-              <w:right w:type="dxa" w:w="100"/>
-            </w:tcMar>
-          </w:tcPr>
-          <w:p>
-            <w:pPr>
-              <w:jc w:val="center"/>
-            </w:pPr>
-            <w:r>
-              <w:rPr>
-                <w:b w:val="false"/>
-                <w:bCs w:val="false"/>
-              </w:rPr>
-              <w:t xml:space="preserve">ViT-Base/16</w:t>
-            </w:r>
-          </w:p>
-        </w:tc>
-        <w:tc>
-          <w:tcPr>
-            <w:tcW w:type="dxa" w:w="2400"/>
-            <w:tcMar>
-              <w:top w:type="dxa" w:w="60"/>
-              <w:left w:type="dxa" w:w="100"/>
-              <w:bottom w:type="dxa" w:w="60"/>
-              <w:right w:type="dxa" w:w="100"/>
-            </w:tcMar>
-          </w:tcPr>
-          <w:p>
-            <w:pPr>
-              <w:jc w:val="center"/>
-            </w:pPr>
-            <w:r>
-              <w:rPr>
-                <w:b w:val="false"/>
-                <w:bCs w:val="false"/>
-              </w:rPr>
-              <w:t xml:space="preserve">86.11</w:t>
-            </w:r>
-          </w:p>
-        </w:tc>
-        <w:tc>
-          <w:tcPr>
-            <w:tcW w:type="dxa" w:w="2400"/>
-            <w:tcMar>
-              <w:top w:type="dxa" w:w="60"/>
-              <w:left w:type="dxa" w:w="100"/>
-              <w:bottom w:type="dxa" w:w="60"/>
-              <w:right w:type="dxa" w:w="100"/>
-            </w:tcMar>
-          </w:tcPr>
-          <w:p>
-            <w:pPr>
-              <w:jc w:val="center"/>
-            </w:pPr>
-            <w:r>
-              <w:rPr>
-                <w:b w:val="false"/>
-                <w:bCs w:val="false"/>
-              </w:rPr>
-              <w:t xml:space="preserve">88.17</w:t>
-            </w:r>
-          </w:p>
-        </w:tc>
-        <w:tc>
-          <w:tcPr>
-            <w:tcW w:type="dxa" w:w="3200"/>
-            <w:tcMar>
-              <w:top w:type="dxa" w:w="60"/>
-              <w:left w:type="dxa" w:w="100"/>
-              <w:bottom w:type="dxa" w:w="60"/>
-              <w:right w:type="dxa" w:w="100"/>
-            </w:tcMar>
-          </w:tcPr>
-          <w:p>
-            <w:pPr>
-              <w:jc w:val="center"/>
-            </w:pPr>
-            <w:r>
-              <w:rPr>
-                <w:b w:val="false"/>
-                <w:bCs w:val="false"/>
-              </w:rPr>
-              <w:t xml:space="preserve">96.96</w:t>
-            </w:r>
-          </w:p>
-        </w:tc>
-      </w:tr>
-      <w:tr>
-        <w:tc>
-          <w:tcPr>
-            <w:tcW w:type="dxa" w:w="3200"/>
-            <w:tcMar>
-              <w:top w:type="dxa" w:w="60"/>
-              <w:left w:type="dxa" w:w="100"/>
-              <w:bottom w:type="dxa" w:w="60"/>
-              <w:right w:type="dxa" w:w="100"/>
-            </w:tcMar>
-          </w:tcPr>
-          <w:p>
-            <w:pPr>
-              <w:jc w:val="center"/>
-            </w:pPr>
-            <w:r>
-              <w:rPr>
-                <w:b w:val="false"/>
-                <w:bCs w:val="false"/>
-              </w:rPr>
-              <w:t xml:space="preserve">DenseNet-121</w:t>
-            </w:r>
-          </w:p>
-        </w:tc>
-        <w:tc>
-          <w:tcPr>
-            <w:tcW w:type="dxa" w:w="2400"/>
-            <w:tcMar>
-              <w:top w:type="dxa" w:w="60"/>
-              <w:left w:type="dxa" w:w="100"/>
-              <w:bottom w:type="dxa" w:w="60"/>
-              <w:right w:type="dxa" w:w="100"/>
-            </w:tcMar>
-          </w:tcPr>
-          <w:p>
-            <w:pPr>
-              <w:jc w:val="center"/>
-            </w:pPr>
-            <w:r>
-              <w:rPr>
-                <w:b w:val="false"/>
-                <w:bCs w:val="false"/>
-              </w:rPr>
-              <w:t xml:space="preserve">80.88</w:t>
-            </w:r>
-          </w:p>
-        </w:tc>
-        <w:tc>
-          <w:tcPr>
-            <w:tcW w:type="dxa" w:w="2400"/>
-            <w:tcMar>
-              <w:top w:type="dxa" w:w="60"/>
-              <w:left w:type="dxa" w:w="100"/>
-              <w:bottom w:type="dxa" w:w="60"/>
-              <w:right w:type="dxa" w:w="100"/>
-            </w:tcMar>
-          </w:tcPr>
-          <w:p>
-            <w:pPr>
-              <w:jc w:val="center"/>
-            </w:pPr>
-            <w:r>
-              <w:rPr>
-                <w:b w:val="false"/>
-                <w:bCs w:val="false"/>
-              </w:rPr>
-              <w:t xml:space="preserve">82.85</w:t>
-            </w:r>
-          </w:p>
-        </w:tc>
-        <w:tc>
-          <w:tcPr>
-            <w:tcW w:type="dxa" w:w="3200"/>
-            <w:tcMar>
-              <w:top w:type="dxa" w:w="60"/>
-              <w:left w:type="dxa" w:w="100"/>
-              <w:bottom w:type="dxa" w:w="60"/>
-              <w:right w:type="dxa" w:w="100"/>
-            </w:tcMar>
-          </w:tcPr>
-          <w:p>
-            <w:pPr>
-              <w:jc w:val="center"/>
-            </w:pPr>
-            <w:r>
-              <w:rPr>
-                <w:b w:val="false"/>
-                <w:bCs w:val="false"/>
-              </w:rPr>
-              <w:t xml:space="preserve">95.66</w:t>
-            </w:r>
-          </w:p>
-        </w:tc>
-      </w:tr>
-    </w:tbl>
-    <w:p>
-      <w:pPr>
-        <w:pStyle w:val="Heading1"/>
-        <w:spacing w:after="120" w:before="200"/>
-      </w:pPr>
-      <w:r>
-        <w:t xml:space="preserve">3. Efecto de x2</w:t>
-      </w:r>
-    </w:p>
-    <w:tbl>
-      <w:tblPr>
-        <w:tblW w:type="dxa" w:w="12400"/>
-        <w:tblBorders>
-          <w:top w:val="single" w:color="auto" w:sz="4"/>
-          <w:left w:val="single" w:color="auto" w:sz="4"/>
-          <w:bottom w:val="single" w:color="auto" w:sz="4"/>
-          <w:right w:val="single" w:color="auto" w:sz="4"/>
-          <w:insideH w:val="single" w:color="auto" w:sz="4"/>
-          <w:insideV w:val="single" w:color="auto" w:sz="4"/>
-        </w:tblBorders>
-      </w:tblPr>
-      <w:tblGrid>
-        <w:gridCol w:w="3600"/>
-        <w:gridCol w:w="4400"/>
-        <w:gridCol w:w="4400"/>
-      </w:tblGrid>
-      <w:tr>
-        <w:trPr>
-          <w:tblHeader/>
-        </w:trPr>
-        <w:tc>
-          <w:tcPr>
-            <w:tcW w:type="dxa" w:w="3600"/>
-            <w:shd w:fill="D9E2F3" w:val="clear"/>
-            <w:tcMar>
-              <w:top w:type="dxa" w:w="60"/>
-              <w:left w:type="dxa" w:w="100"/>
-              <w:bottom w:type="dxa" w:w="60"/>
-              <w:right w:type="dxa" w:w="100"/>
-            </w:tcMar>
-          </w:tcPr>
-          <w:p>
-            <w:pPr>
-              <w:jc w:val="center"/>
-            </w:pPr>
-            <w:r>
-              <w:rPr>
-                <w:b/>
-                <w:bCs/>
-              </w:rPr>
-              <w:t xml:space="preserve">Modelo</w:t>
-            </w:r>
-          </w:p>
-        </w:tc>
-        <w:tc>
-          <w:tcPr>
-            <w:tcW w:type="dxa" w:w="4400"/>
-            <w:shd w:fill="D9E2F3" w:val="clear"/>
-            <w:tcMar>
-              <w:top w:type="dxa" w:w="60"/>
-              <w:left w:type="dxa" w:w="100"/>
-              <w:bottom w:type="dxa" w:w="60"/>
-              <w:right w:type="dxa" w:w="100"/>
-            </w:tcMar>
-          </w:tcPr>
-          <w:p>
-            <w:pPr>
-              <w:jc w:val="center"/>
-            </w:pPr>
-            <w:r>
-              <w:rPr>
-                <w:b/>
-                <w:bCs/>
-              </w:rPr>
-              <w:t xml:space="preserve">Trucha (con x2 − sin x2)</w:t>
-            </w:r>
-          </w:p>
-        </w:tc>
-        <w:tc>
-          <w:tcPr>
-            <w:tcW w:type="dxa" w:w="4400"/>
-            <w:shd w:fill="D9E2F3" w:val="clear"/>
-            <w:tcMar>
-              <w:top w:type="dxa" w:w="60"/>
-              <w:left w:type="dxa" w:w="100"/>
-              <w:bottom w:type="dxa" w:w="60"/>
-              <w:right w:type="dxa" w:w="100"/>
-            </w:tcMar>
-          </w:tcPr>
-          <w:p>
-            <w:pPr>
-              <w:jc w:val="center"/>
-            </w:pPr>
-            <w:r>
-              <w:rPr>
-                <w:b/>
-                <w:bCs/>
-              </w:rPr>
-              <w:t xml:space="preserve">Rohu (con x2 − sin x2)</w:t>
-            </w:r>
-          </w:p>
-        </w:tc>
-      </w:tr>
-      <w:tr>
-        <w:tc>
-          <w:tcPr>
-            <w:tcW w:type="dxa" w:w="3600"/>
-            <w:tcMar>
-              <w:top w:type="dxa" w:w="60"/>
-              <w:left w:type="dxa" w:w="100"/>
-              <w:bottom w:type="dxa" w:w="60"/>
-              <w:right w:type="dxa" w:w="100"/>
-            </w:tcMar>
-          </w:tcPr>
-          <w:p>
-            <w:pPr>
-              <w:jc w:val="center"/>
-            </w:pPr>
-            <w:r>
-              <w:rPr>
-                <w:b w:val="false"/>
-                <w:bCs w:val="false"/>
-              </w:rPr>
-              <w:t xml:space="preserve">ViT-Base/16</w:t>
-            </w:r>
-          </w:p>
-        </w:tc>
-        <w:tc>
-          <w:tcPr>
-            <w:tcW w:type="dxa" w:w="4400"/>
-            <w:tcMar>
-              <w:top w:type="dxa" w:w="60"/>
-              <w:left w:type="dxa" w:w="100"/>
-              <w:bottom w:type="dxa" w:w="60"/>
-              <w:right w:type="dxa" w:w="100"/>
-            </w:tcMar>
-          </w:tcPr>
-          <w:p>
-            <w:pPr>
-              <w:jc w:val="center"/>
-            </w:pPr>
-            <w:r>
-              <w:rPr>
-                <w:b w:val="false"/>
-                <w:bCs w:val="false"/>
-              </w:rPr>
-              <w:t xml:space="preserve">+2.87</w:t>
-            </w:r>
-          </w:p>
-        </w:tc>
-        <w:tc>
-          <w:tcPr>
-            <w:tcW w:type="dxa" w:w="4400"/>
-            <w:tcMar>
-              <w:top w:type="dxa" w:w="60"/>
-              <w:left w:type="dxa" w:w="100"/>
-              <w:bottom w:type="dxa" w:w="60"/>
-              <w:right w:type="dxa" w:w="100"/>
-            </w:tcMar>
-          </w:tcPr>
-          <w:p>
-            <w:pPr>
-              <w:jc w:val="center"/>
-            </w:pPr>
-            <w:r>
-              <w:rPr>
-                <w:b w:val="false"/>
-                <w:bCs w:val="false"/>
-              </w:rPr>
-              <w:t xml:space="preserve">+2.95</w:t>
-            </w:r>
-          </w:p>
-        </w:tc>
-      </w:tr>
-      <w:tr>
-        <w:tc>
-          <w:tcPr>
-            <w:tcW w:type="dxa" w:w="3600"/>
-            <w:tcMar>
-              <w:top w:type="dxa" w:w="60"/>
-              <w:left w:type="dxa" w:w="100"/>
-              <w:bottom w:type="dxa" w:w="60"/>
-              <w:right w:type="dxa" w:w="100"/>
-            </w:tcMar>
-          </w:tcPr>
-          <w:p>
-            <w:pPr>
-              <w:jc w:val="center"/>
-            </w:pPr>
-            <w:r>
-              <w:rPr>
-                <w:b w:val="false"/>
-                <w:bCs w:val="false"/>
-              </w:rPr>
-              <w:t xml:space="preserve">DenseNet-121</w:t>
-            </w:r>
-          </w:p>
-        </w:tc>
-        <w:tc>
-          <w:tcPr>
-            <w:tcW w:type="dxa" w:w="4400"/>
-            <w:tcMar>
-              <w:top w:type="dxa" w:w="60"/>
-              <w:left w:type="dxa" w:w="100"/>
-              <w:bottom w:type="dxa" w:w="60"/>
-              <w:right w:type="dxa" w:w="100"/>
-            </w:tcMar>
-          </w:tcPr>
-          <w:p>
-            <w:pPr>
-              <w:jc w:val="center"/>
-            </w:pPr>
-            <w:r>
-              <w:rPr>
-                <w:b w:val="false"/>
-                <w:bCs w:val="false"/>
-              </w:rPr>
-              <w:t xml:space="preserve">+5.03</w:t>
-            </w:r>
-          </w:p>
-        </w:tc>
-        <w:tc>
-          <w:tcPr>
-            <w:tcW w:type="dxa" w:w="4400"/>
-            <w:tcMar>
-              <w:top w:type="dxa" w:w="60"/>
-              <w:left w:type="dxa" w:w="100"/>
-              <w:bottom w:type="dxa" w:w="60"/>
-              <w:right w:type="dxa" w:w="100"/>
-            </w:tcMar>
-          </w:tcPr>
-          <w:p>
-            <w:pPr>
-              <w:jc w:val="center"/>
-            </w:pPr>
-            <w:r>
-              <w:rPr>
-                <w:b w:val="false"/>
-                <w:bCs w:val="false"/>
-              </w:rPr>
-              <w:t xml:space="preserve">+3.73</w:t>
-            </w:r>
-          </w:p>
-        </w:tc>
-      </w:tr>
-    </w:tbl>
-    <w:p>
-      <w:pPr>
-        <w:spacing w:after="100"/>
-      </w:pPr>
-      <w:r>
-        <w:t xml:space="preserve">x2 ayuda de forma consistente en los 2 modelos, en los dos dominios.</w:t>
-      </w:r>
-    </w:p>
-    <w:p>
-      <w:pPr>
-        <w:pStyle w:val="Heading1"/>
-        <w:spacing w:after="120" w:before="200"/>
-      </w:pPr>
-      <w:r>
-        <w:t xml:space="preserve">4. Indicadores de robustez ante cambio de dominio</w:t>
+        <w:t xml:space="preserve">2. Indicadores de robustez ante cambio de dominio</w:t>
       </w:r>
     </w:p>
     <w:p>
@@ -941,7 +370,7 @@
         <w:spacing w:after="80" w:before="160"/>
       </w:pPr>
       <w:r>
-        <w:t xml:space="preserve">4.1 Fórmulas</w:t>
+        <w:t xml:space="preserve">2.1 Fórmulas</w:t>
       </w:r>
     </w:p>
     <w:p>
@@ -1046,7 +475,7 @@
         <w:spacing w:after="80" w:before="160"/>
       </w:pPr>
       <w:r>
-        <w:t xml:space="preserve">4.2 Indicadores — con augmentación x2</w:t>
+        <w:t xml:space="preserve">2.2 Indicadores</w:t>
       </w:r>
     </w:p>
     <w:p>
@@ -1220,7 +649,7 @@
                 <w:b w:val="false"/>
                 <w:bCs w:val="false"/>
               </w:rPr>
-              <w:t xml:space="preserve">91.77</w:t>
+              <w:t xml:space="preserve">88.81</w:t>
             </w:r>
           </w:p>
         </w:tc>
@@ -1243,7 +672,7 @@
                 <w:b w:val="false"/>
                 <w:bCs w:val="false"/>
               </w:rPr>
-              <w:t xml:space="preserve">0.0798</w:t>
+              <w:t xml:space="preserve">0.1085</w:t>
             </w:r>
           </w:p>
         </w:tc>
@@ -1266,7 +695,7 @@
                 <w:b w:val="false"/>
                 <w:bCs w:val="false"/>
               </w:rPr>
-              <w:t xml:space="preserve">18.15</w:t>
+              <w:t xml:space="preserve">26.59</w:t>
             </w:r>
           </w:p>
         </w:tc>
@@ -1314,7 +743,7 @@
                 <w:b w:val="false"/>
                 <w:bCs w:val="false"/>
               </w:rPr>
-              <w:t xml:space="preserve">89.81</w:t>
+              <w:t xml:space="preserve">84.55</w:t>
             </w:r>
           </w:p>
         </w:tc>
@@ -1337,7 +766,7 @@
                 <w:b w:val="false"/>
                 <w:bCs w:val="false"/>
               </w:rPr>
-              <w:t xml:space="preserve">0.0975</w:t>
+              <w:t xml:space="preserve">0.1478</w:t>
             </w:r>
           </w:p>
         </w:tc>
@@ -1537,7 +966,7 @@
                 <w:b w:val="false"/>
                 <w:bCs w:val="false"/>
               </w:rPr>
-              <w:t xml:space="preserve">93.98</w:t>
+              <w:t xml:space="preserve">90.93</w:t>
             </w:r>
           </w:p>
         </w:tc>
@@ -1560,7 +989,7 @@
                 <w:b w:val="false"/>
                 <w:bCs w:val="false"/>
               </w:rPr>
-              <w:t xml:space="preserve">0.0584</w:t>
+              <w:t xml:space="preserve">0.0879</w:t>
             </w:r>
           </w:p>
         </w:tc>
@@ -1583,7 +1012,7 @@
                 <w:b w:val="false"/>
                 <w:bCs w:val="false"/>
               </w:rPr>
-              <w:t xml:space="preserve">35.68</w:t>
+              <w:t xml:space="preserve">31.38</w:t>
             </w:r>
           </w:p>
         </w:tc>
@@ -1631,7 +1060,7 @@
                 <w:b w:val="false"/>
                 <w:bCs w:val="false"/>
               </w:rPr>
-              <w:t xml:space="preserve">90.51</w:t>
+              <w:t xml:space="preserve">86.61</w:t>
             </w:r>
           </w:p>
         </w:tc>
@@ -1654,7 +1083,7 @@
                 <w:b w:val="false"/>
                 <w:bCs w:val="false"/>
               </w:rPr>
-              <w:t xml:space="preserve">0.0908</w:t>
+              <w:t xml:space="preserve">0.1281</w:t>
             </w:r>
           </w:p>
         </w:tc>
@@ -1685,654 +1114,11 @@
     </w:tbl>
     <w:p>
       <w:pPr>
-        <w:pStyle w:val="Heading2"/>
-        <w:spacing w:after="80" w:before="160"/>
-      </w:pPr>
-      <w:r>
-        <w:t xml:space="preserve">4.3 Indicadores — sin augmentación (sin x2)</w:t>
-      </w:r>
-    </w:p>
-    <w:p>
-      <w:pPr>
-        <w:pStyle w:val="Heading2"/>
-        <w:spacing w:after="80" w:before="160"/>
-      </w:pPr>
-      <w:r>
-        <w:t xml:space="preserve">Trucha</w:t>
-      </w:r>
-    </w:p>
-    <w:tbl>
-      <w:tblPr>
-        <w:tblW w:type="dxa" w:w="13200"/>
-        <w:tblBorders>
-          <w:top w:val="single" w:color="auto" w:sz="4"/>
-          <w:left w:val="single" w:color="auto" w:sz="4"/>
-          <w:bottom w:val="single" w:color="auto" w:sz="4"/>
-          <w:right w:val="single" w:color="auto" w:sz="4"/>
-          <w:insideH w:val="single" w:color="auto" w:sz="4"/>
-          <w:insideV w:val="single" w:color="auto" w:sz="4"/>
-        </w:tblBorders>
-      </w:tblPr>
-      <w:tblGrid>
-        <w:gridCol w:w="4000"/>
-        <w:gridCol w:w="2800"/>
-        <w:gridCol w:w="2800"/>
-        <w:gridCol w:w="3600"/>
-      </w:tblGrid>
-      <w:tr>
-        <w:trPr>
-          <w:tblHeader/>
-        </w:trPr>
-        <w:tc>
-          <w:tcPr>
-            <w:tcW w:type="dxa" w:w="4000"/>
-            <w:shd w:fill="D9E2F3" w:val="clear"/>
-            <w:tcMar>
-              <w:top w:type="dxa" w:w="60"/>
-              <w:left w:type="dxa" w:w="100"/>
-              <w:bottom w:type="dxa" w:w="60"/>
-              <w:right w:type="dxa" w:w="100"/>
-            </w:tcMar>
-          </w:tcPr>
-          <w:p>
-            <w:pPr>
-              <w:jc w:val="center"/>
-            </w:pPr>
-            <w:r>
-              <w:rPr>
-                <w:b/>
-                <w:bCs/>
-              </w:rPr>
-              <w:t xml:space="preserve">Modelo</w:t>
-            </w:r>
-          </w:p>
-        </w:tc>
-        <w:tc>
-          <w:tcPr>
-            <w:tcW w:type="dxa" w:w="2800"/>
-            <w:shd w:fill="D9E2F3" w:val="clear"/>
-            <w:tcMar>
-              <w:top w:type="dxa" w:w="60"/>
-              <w:left w:type="dxa" w:w="100"/>
-              <w:bottom w:type="dxa" w:w="60"/>
-              <w:right w:type="dxa" w:w="100"/>
-            </w:tcMar>
-          </w:tcPr>
-          <w:p>
-            <w:pPr>
-              <w:jc w:val="center"/>
-            </w:pPr>
-            <w:r>
-              <w:rPr>
-                <w:b/>
-                <w:bCs/>
-              </w:rPr>
-              <w:t xml:space="preserve">TRD (%)</w:t>
-            </w:r>
-          </w:p>
-        </w:tc>
-        <w:tc>
-          <w:tcPr>
-            <w:tcW w:type="dxa" w:w="2800"/>
-            <w:shd w:fill="D9E2F3" w:val="clear"/>
-            <w:tcMar>
-              <w:top w:type="dxa" w:w="60"/>
-              <w:left w:type="dxa" w:w="100"/>
-              <w:bottom w:type="dxa" w:w="60"/>
-              <w:right w:type="dxa" w:w="100"/>
-            </w:tcMar>
-          </w:tcPr>
-          <w:p>
-            <w:pPr>
-              <w:jc w:val="center"/>
-            </w:pPr>
-            <w:r>
-              <w:rPr>
-                <w:b/>
-                <w:bCs/>
-              </w:rPr>
-              <w:t xml:space="preserve">Gap</w:t>
-            </w:r>
-          </w:p>
-        </w:tc>
-        <w:tc>
-          <w:tcPr>
-            <w:tcW w:type="dxa" w:w="3600"/>
-            <w:shd w:fill="D9E2F3" w:val="clear"/>
-            <w:tcMar>
-              <w:top w:type="dxa" w:w="60"/>
-              <w:left w:type="dxa" w:w="100"/>
-              <w:bottom w:type="dxa" w:w="60"/>
-              <w:right w:type="dxa" w:w="100"/>
-            </w:tcMar>
-          </w:tcPr>
-          <w:p>
-            <w:pPr>
-              <w:jc w:val="center"/>
-            </w:pPr>
-            <w:r>
-              <w:rPr>
-                <w:b/>
-                <w:bCs/>
-              </w:rPr>
-              <w:t xml:space="preserve">RBE vs. DenseNet-121 (%)</w:t>
-            </w:r>
-          </w:p>
-        </w:tc>
-      </w:tr>
-      <w:tr>
-        <w:tc>
-          <w:tcPr>
-            <w:tcW w:type="dxa" w:w="4000"/>
-            <w:tcMar>
-              <w:top w:type="dxa" w:w="60"/>
-              <w:left w:type="dxa" w:w="100"/>
-              <w:bottom w:type="dxa" w:w="60"/>
-              <w:right w:type="dxa" w:w="100"/>
-            </w:tcMar>
-          </w:tcPr>
-          <w:p>
-            <w:pPr>
-              <w:jc w:val="center"/>
-            </w:pPr>
-            <w:r>
-              <w:rPr>
-                <w:b w:val="false"/>
-                <w:bCs w:val="false"/>
-              </w:rPr>
-              <w:t xml:space="preserve">ViT-Base/16</w:t>
-            </w:r>
-          </w:p>
-        </w:tc>
-        <w:tc>
-          <w:tcPr>
-            <w:tcW w:type="dxa" w:w="2800"/>
-            <w:tcMar>
-              <w:top w:type="dxa" w:w="60"/>
-              <w:left w:type="dxa" w:w="100"/>
-              <w:bottom w:type="dxa" w:w="60"/>
-              <w:right w:type="dxa" w:w="100"/>
-            </w:tcMar>
-          </w:tcPr>
-          <w:p>
-            <w:pPr>
-              <w:jc w:val="center"/>
-            </w:pPr>
-            <w:r>
-              <w:rPr>
-                <w:b w:val="false"/>
-                <w:bCs w:val="false"/>
-              </w:rPr>
-              <w:t xml:space="preserve">88.81</w:t>
-            </w:r>
-          </w:p>
-        </w:tc>
-        <w:tc>
-          <w:tcPr>
-            <w:tcW w:type="dxa" w:w="2800"/>
-            <w:tcMar>
-              <w:top w:type="dxa" w:w="60"/>
-              <w:left w:type="dxa" w:w="100"/>
-              <w:bottom w:type="dxa" w:w="60"/>
-              <w:right w:type="dxa" w:w="100"/>
-            </w:tcMar>
-          </w:tcPr>
-          <w:p>
-            <w:pPr>
-              <w:jc w:val="center"/>
-            </w:pPr>
-            <w:r>
-              <w:rPr>
-                <w:b w:val="false"/>
-                <w:bCs w:val="false"/>
-              </w:rPr>
-              <w:t xml:space="preserve">0.1085</w:t>
-            </w:r>
-          </w:p>
-        </w:tc>
-        <w:tc>
-          <w:tcPr>
-            <w:tcW w:type="dxa" w:w="3600"/>
-            <w:tcMar>
-              <w:top w:type="dxa" w:w="60"/>
-              <w:left w:type="dxa" w:w="100"/>
-              <w:bottom w:type="dxa" w:w="60"/>
-              <w:right w:type="dxa" w:w="100"/>
-            </w:tcMar>
-          </w:tcPr>
-          <w:p>
-            <w:pPr>
-              <w:jc w:val="center"/>
-            </w:pPr>
-            <w:r>
-              <w:rPr>
-                <w:b w:val="false"/>
-                <w:bCs w:val="false"/>
-              </w:rPr>
-              <w:t xml:space="preserve">26.59</w:t>
-            </w:r>
-          </w:p>
-        </w:tc>
-      </w:tr>
-      <w:tr>
-        <w:tc>
-          <w:tcPr>
-            <w:tcW w:type="dxa" w:w="4000"/>
-            <w:tcMar>
-              <w:top w:type="dxa" w:w="60"/>
-              <w:left w:type="dxa" w:w="100"/>
-              <w:bottom w:type="dxa" w:w="60"/>
-              <w:right w:type="dxa" w:w="100"/>
-            </w:tcMar>
-          </w:tcPr>
-          <w:p>
-            <w:pPr>
-              <w:jc w:val="center"/>
-            </w:pPr>
-            <w:r>
-              <w:rPr>
-                <w:b w:val="false"/>
-                <w:bCs w:val="false"/>
-              </w:rPr>
-              <w:t xml:space="preserve">DenseNet-121 (baseline)</w:t>
-            </w:r>
-          </w:p>
-        </w:tc>
-        <w:tc>
-          <w:tcPr>
-            <w:tcW w:type="dxa" w:w="2800"/>
-            <w:tcMar>
-              <w:top w:type="dxa" w:w="60"/>
-              <w:left w:type="dxa" w:w="100"/>
-              <w:bottom w:type="dxa" w:w="60"/>
-              <w:right w:type="dxa" w:w="100"/>
-            </w:tcMar>
-          </w:tcPr>
-          <w:p>
-            <w:pPr>
-              <w:jc w:val="center"/>
-            </w:pPr>
-            <w:r>
-              <w:rPr>
-                <w:b w:val="false"/>
-                <w:bCs w:val="false"/>
-              </w:rPr>
-              <w:t xml:space="preserve">84.55</w:t>
-            </w:r>
-          </w:p>
-        </w:tc>
-        <w:tc>
-          <w:tcPr>
-            <w:tcW w:type="dxa" w:w="2800"/>
-            <w:tcMar>
-              <w:top w:type="dxa" w:w="60"/>
-              <w:left w:type="dxa" w:w="100"/>
-              <w:bottom w:type="dxa" w:w="60"/>
-              <w:right w:type="dxa" w:w="100"/>
-            </w:tcMar>
-          </w:tcPr>
-          <w:p>
-            <w:pPr>
-              <w:jc w:val="center"/>
-            </w:pPr>
-            <w:r>
-              <w:rPr>
-                <w:b w:val="false"/>
-                <w:bCs w:val="false"/>
-              </w:rPr>
-              <w:t xml:space="preserve">0.1478</w:t>
-            </w:r>
-          </w:p>
-        </w:tc>
-        <w:tc>
-          <w:tcPr>
-            <w:tcW w:type="dxa" w:w="3600"/>
-            <w:tcMar>
-              <w:top w:type="dxa" w:w="60"/>
-              <w:left w:type="dxa" w:w="100"/>
-              <w:bottom w:type="dxa" w:w="60"/>
-              <w:right w:type="dxa" w:w="100"/>
-            </w:tcMar>
-          </w:tcPr>
-          <w:p>
-            <w:pPr>
-              <w:jc w:val="center"/>
-            </w:pPr>
-            <w:r>
-              <w:rPr>
-                <w:b w:val="false"/>
-                <w:bCs w:val="false"/>
-              </w:rPr>
-              <w:t xml:space="preserve">0.00</w:t>
-            </w:r>
-          </w:p>
-        </w:tc>
-      </w:tr>
-    </w:tbl>
-    <w:p>
-      <w:pPr>
-        <w:pStyle w:val="Heading2"/>
-        <w:spacing w:after="80" w:before="160"/>
-      </w:pPr>
-      <w:r>
-        <w:t xml:space="preserve">Rohu</w:t>
-      </w:r>
-    </w:p>
-    <w:tbl>
-      <w:tblPr>
-        <w:tblW w:type="dxa" w:w="13200"/>
-        <w:tblBorders>
-          <w:top w:val="single" w:color="auto" w:sz="4"/>
-          <w:left w:val="single" w:color="auto" w:sz="4"/>
-          <w:bottom w:val="single" w:color="auto" w:sz="4"/>
-          <w:right w:val="single" w:color="auto" w:sz="4"/>
-          <w:insideH w:val="single" w:color="auto" w:sz="4"/>
-          <w:insideV w:val="single" w:color="auto" w:sz="4"/>
-        </w:tblBorders>
-      </w:tblPr>
-      <w:tblGrid>
-        <w:gridCol w:w="4000"/>
-        <w:gridCol w:w="2800"/>
-        <w:gridCol w:w="2800"/>
-        <w:gridCol w:w="3600"/>
-      </w:tblGrid>
-      <w:tr>
-        <w:trPr>
-          <w:tblHeader/>
-        </w:trPr>
-        <w:tc>
-          <w:tcPr>
-            <w:tcW w:type="dxa" w:w="4000"/>
-            <w:shd w:fill="D9E2F3" w:val="clear"/>
-            <w:tcMar>
-              <w:top w:type="dxa" w:w="60"/>
-              <w:left w:type="dxa" w:w="100"/>
-              <w:bottom w:type="dxa" w:w="60"/>
-              <w:right w:type="dxa" w:w="100"/>
-            </w:tcMar>
-          </w:tcPr>
-          <w:p>
-            <w:pPr>
-              <w:jc w:val="center"/>
-            </w:pPr>
-            <w:r>
-              <w:rPr>
-                <w:b/>
-                <w:bCs/>
-              </w:rPr>
-              <w:t xml:space="preserve">Modelo</w:t>
-            </w:r>
-          </w:p>
-        </w:tc>
-        <w:tc>
-          <w:tcPr>
-            <w:tcW w:type="dxa" w:w="2800"/>
-            <w:shd w:fill="D9E2F3" w:val="clear"/>
-            <w:tcMar>
-              <w:top w:type="dxa" w:w="60"/>
-              <w:left w:type="dxa" w:w="100"/>
-              <w:bottom w:type="dxa" w:w="60"/>
-              <w:right w:type="dxa" w:w="100"/>
-            </w:tcMar>
-          </w:tcPr>
-          <w:p>
-            <w:pPr>
-              <w:jc w:val="center"/>
-            </w:pPr>
-            <w:r>
-              <w:rPr>
-                <w:b/>
-                <w:bCs/>
-              </w:rPr>
-              <w:t xml:space="preserve">TRD (%)</w:t>
-            </w:r>
-          </w:p>
-        </w:tc>
-        <w:tc>
-          <w:tcPr>
-            <w:tcW w:type="dxa" w:w="2800"/>
-            <w:shd w:fill="D9E2F3" w:val="clear"/>
-            <w:tcMar>
-              <w:top w:type="dxa" w:w="60"/>
-              <w:left w:type="dxa" w:w="100"/>
-              <w:bottom w:type="dxa" w:w="60"/>
-              <w:right w:type="dxa" w:w="100"/>
-            </w:tcMar>
-          </w:tcPr>
-          <w:p>
-            <w:pPr>
-              <w:jc w:val="center"/>
-            </w:pPr>
-            <w:r>
-              <w:rPr>
-                <w:b/>
-                <w:bCs/>
-              </w:rPr>
-              <w:t xml:space="preserve">Gap</w:t>
-            </w:r>
-          </w:p>
-        </w:tc>
-        <w:tc>
-          <w:tcPr>
-            <w:tcW w:type="dxa" w:w="3600"/>
-            <w:shd w:fill="D9E2F3" w:val="clear"/>
-            <w:tcMar>
-              <w:top w:type="dxa" w:w="60"/>
-              <w:left w:type="dxa" w:w="100"/>
-              <w:bottom w:type="dxa" w:w="60"/>
-              <w:right w:type="dxa" w:w="100"/>
-            </w:tcMar>
-          </w:tcPr>
-          <w:p>
-            <w:pPr>
-              <w:jc w:val="center"/>
-            </w:pPr>
-            <w:r>
-              <w:rPr>
-                <w:b/>
-                <w:bCs/>
-              </w:rPr>
-              <w:t xml:space="preserve">RBE vs. DenseNet-121 (%)</w:t>
-            </w:r>
-          </w:p>
-        </w:tc>
-      </w:tr>
-      <w:tr>
-        <w:tc>
-          <w:tcPr>
-            <w:tcW w:type="dxa" w:w="4000"/>
-            <w:tcMar>
-              <w:top w:type="dxa" w:w="60"/>
-              <w:left w:type="dxa" w:w="100"/>
-              <w:bottom w:type="dxa" w:w="60"/>
-              <w:right w:type="dxa" w:w="100"/>
-            </w:tcMar>
-          </w:tcPr>
-          <w:p>
-            <w:pPr>
-              <w:jc w:val="center"/>
-            </w:pPr>
-            <w:r>
-              <w:rPr>
-                <w:b w:val="false"/>
-                <w:bCs w:val="false"/>
-              </w:rPr>
-              <w:t xml:space="preserve">ViT-Base/16</w:t>
-            </w:r>
-          </w:p>
-        </w:tc>
-        <w:tc>
-          <w:tcPr>
-            <w:tcW w:type="dxa" w:w="2800"/>
-            <w:tcMar>
-              <w:top w:type="dxa" w:w="60"/>
-              <w:left w:type="dxa" w:w="100"/>
-              <w:bottom w:type="dxa" w:w="60"/>
-              <w:right w:type="dxa" w:w="100"/>
-            </w:tcMar>
-          </w:tcPr>
-          <w:p>
-            <w:pPr>
-              <w:jc w:val="center"/>
-            </w:pPr>
-            <w:r>
-              <w:rPr>
-                <w:b w:val="false"/>
-                <w:bCs w:val="false"/>
-              </w:rPr>
-              <w:t xml:space="preserve">90.93</w:t>
-            </w:r>
-          </w:p>
-        </w:tc>
-        <w:tc>
-          <w:tcPr>
-            <w:tcW w:type="dxa" w:w="2800"/>
-            <w:tcMar>
-              <w:top w:type="dxa" w:w="60"/>
-              <w:left w:type="dxa" w:w="100"/>
-              <w:bottom w:type="dxa" w:w="60"/>
-              <w:right w:type="dxa" w:w="100"/>
-            </w:tcMar>
-          </w:tcPr>
-          <w:p>
-            <w:pPr>
-              <w:jc w:val="center"/>
-            </w:pPr>
-            <w:r>
-              <w:rPr>
-                <w:b w:val="false"/>
-                <w:bCs w:val="false"/>
-              </w:rPr>
-              <w:t xml:space="preserve">0.0879</w:t>
-            </w:r>
-          </w:p>
-        </w:tc>
-        <w:tc>
-          <w:tcPr>
-            <w:tcW w:type="dxa" w:w="3600"/>
-            <w:tcMar>
-              <w:top w:type="dxa" w:w="60"/>
-              <w:left w:type="dxa" w:w="100"/>
-              <w:bottom w:type="dxa" w:w="60"/>
-              <w:right w:type="dxa" w:w="100"/>
-            </w:tcMar>
-          </w:tcPr>
-          <w:p>
-            <w:pPr>
-              <w:jc w:val="center"/>
-            </w:pPr>
-            <w:r>
-              <w:rPr>
-                <w:b w:val="false"/>
-                <w:bCs w:val="false"/>
-              </w:rPr>
-              <w:t xml:space="preserve">31.38</w:t>
-            </w:r>
-          </w:p>
-        </w:tc>
-      </w:tr>
-      <w:tr>
-        <w:tc>
-          <w:tcPr>
-            <w:tcW w:type="dxa" w:w="4000"/>
-            <w:tcMar>
-              <w:top w:type="dxa" w:w="60"/>
-              <w:left w:type="dxa" w:w="100"/>
-              <w:bottom w:type="dxa" w:w="60"/>
-              <w:right w:type="dxa" w:w="100"/>
-            </w:tcMar>
-          </w:tcPr>
-          <w:p>
-            <w:pPr>
-              <w:jc w:val="center"/>
-            </w:pPr>
-            <w:r>
-              <w:rPr>
-                <w:b w:val="false"/>
-                <w:bCs w:val="false"/>
-              </w:rPr>
-              <w:t xml:space="preserve">DenseNet-121 (baseline)</w:t>
-            </w:r>
-          </w:p>
-        </w:tc>
-        <w:tc>
-          <w:tcPr>
-            <w:tcW w:type="dxa" w:w="2800"/>
-            <w:tcMar>
-              <w:top w:type="dxa" w:w="60"/>
-              <w:left w:type="dxa" w:w="100"/>
-              <w:bottom w:type="dxa" w:w="60"/>
-              <w:right w:type="dxa" w:w="100"/>
-            </w:tcMar>
-          </w:tcPr>
-          <w:p>
-            <w:pPr>
-              <w:jc w:val="center"/>
-            </w:pPr>
-            <w:r>
-              <w:rPr>
-                <w:b w:val="false"/>
-                <w:bCs w:val="false"/>
-              </w:rPr>
-              <w:t xml:space="preserve">86.61</w:t>
-            </w:r>
-          </w:p>
-        </w:tc>
-        <w:tc>
-          <w:tcPr>
-            <w:tcW w:type="dxa" w:w="2800"/>
-            <w:tcMar>
-              <w:top w:type="dxa" w:w="60"/>
-              <w:left w:type="dxa" w:w="100"/>
-              <w:bottom w:type="dxa" w:w="60"/>
-              <w:right w:type="dxa" w:w="100"/>
-            </w:tcMar>
-          </w:tcPr>
-          <w:p>
-            <w:pPr>
-              <w:jc w:val="center"/>
-            </w:pPr>
-            <w:r>
-              <w:rPr>
-                <w:b w:val="false"/>
-                <w:bCs w:val="false"/>
-              </w:rPr>
-              <w:t xml:space="preserve">0.1281</w:t>
-            </w:r>
-          </w:p>
-        </w:tc>
-        <w:tc>
-          <w:tcPr>
-            <w:tcW w:type="dxa" w:w="3600"/>
-            <w:tcMar>
-              <w:top w:type="dxa" w:w="60"/>
-              <w:left w:type="dxa" w:w="100"/>
-              <w:bottom w:type="dxa" w:w="60"/>
-              <w:right w:type="dxa" w:w="100"/>
-            </w:tcMar>
-          </w:tcPr>
-          <w:p>
-            <w:pPr>
-              <w:jc w:val="center"/>
-            </w:pPr>
-            <w:r>
-              <w:rPr>
-                <w:b w:val="false"/>
-                <w:bCs w:val="false"/>
-              </w:rPr>
-              <w:t xml:space="preserve">0.00</w:t>
-            </w:r>
-          </w:p>
-        </w:tc>
-      </w:tr>
-    </w:tbl>
-    <w:p>
-      <w:pPr>
         <w:pStyle w:val="Heading1"/>
         <w:spacing w:after="120" w:before="200"/>
       </w:pPr>
       <w:r>
-        <w:t xml:space="preserve">5. Lectura</w:t>
+        <w:t xml:space="preserve">3. Lectura</w:t>
       </w:r>
     </w:p>
     <w:p>
@@ -2340,7 +1126,7 @@
         <w:spacing w:after="100"/>
       </w:pPr>
       <w:r>
-        <w:t xml:space="preserve">ViT-Base/16 rinde por encima de DenseNet-121 en los dos dominios y en ambas variantes, consistente con su desempeño en Mendeley (dominio fuente), donde también es el mejor de los dos (96.96 vs. 95.66).</w:t>
+        <w:t xml:space="preserve">ViT-Base/16 rinde por encima de DenseNet-121 en los dos dominios, consistente con su desempeño en Mendeley (dominio fuente), donde también es el mejor de los dos (96.96 vs. 95.66).</w:t>
       </w:r>
     </w:p>
     <w:p>
@@ -2348,7 +1134,7 @@
         <w:spacing w:after="100"/>
       </w:pPr>
       <w:r>
-        <w:t xml:space="preserve">Rohu rinde por encima de Trucha en los 2 modelos y en ambas variantes, con o sin augmentación.</w:t>
+        <w:t xml:space="preserve">Rohu rinde por encima de Trucha en los 2 modelos.</w:t>
       </w:r>
     </w:p>
     <w:p>
@@ -2364,7 +1150,7 @@
         <w:spacing w:after="100"/>
       </w:pPr>
       <w:r>
-        <w:t xml:space="preserve">ViT-Base/16 retiene más desempeño que DenseNet-121 en los 4 casos (TRD más alto, Gap más chico) y su RBE es siempre positivo — transfiere mejor que el baseline CNN en ambos dominios, con y sin x2. La ventaja de ViT es mayor en Rohu (RBE 35.68% con x2) que en Trucha (RBE 18.15% con x2).</w:t>
+        <w:t xml:space="preserve">ViT-Base/16 retiene más desempeño que DenseNet-121 en ambos dominios (TRD más alto, Gap más chico) y su RBE es positivo — transfiere mejor que el baseline CNN. La ventaja de ViT es mayor en Rohu (RBE 31.38%) que en Trucha (RBE 26.59%).</w:t>
       </w:r>
     </w:p>
     <w:p>

--- a/Resultados_ViT_DenseNet.docx
+++ b/Resultados_ViT_DenseNet.docx
@@ -13,7 +13,7 @@
           <w:sz w:val="32"/>
           <w:szCs w:val="32"/>
         </w:rPr>
-        <w:t xml:space="preserve">Resultados — ViT-Base/16 y DenseNet-121</w:t>
+        <w:t>Resultados — ViT-Base/16 y DenseNet-121</w:t>
       </w:r>
     </w:p>
     <w:p>
@@ -27,7 +27,7 @@
           <w:sz w:val="22"/>
           <w:szCs w:val="22"/>
         </w:rPr>
-        <w:t xml:space="preserve">Congelado (linear probe), Trucha y Rohu, sin augmentación x2</w:t>
+        <w:t>Congelado (linear probe), Trucha y Rohu, sin augmentación x2</w:t>
       </w:r>
     </w:p>
     <w:p>
@@ -36,7 +36,7 @@
         <w:spacing w:after="120" w:before="200"/>
       </w:pPr>
       <w:r>
-        <w:t xml:space="preserve">1. Resultados (F1 macro, media de 5 folds)</w:t>
+        <w:t>1. Resultados (F1 macro, media de 10 folds)</w:t>
       </w:r>
     </w:p>
     <w:tbl>
@@ -81,7 +81,7 @@
                 <w:b/>
                 <w:bCs/>
               </w:rPr>
-              <w:t xml:space="preserve">Modelo</w:t>
+              <w:t>Modelo</w:t>
             </w:r>
           </w:p>
         </w:tc>
@@ -105,7 +105,7 @@
                 <w:b/>
                 <w:bCs/>
               </w:rPr>
-              <w:t xml:space="preserve">Trucha</w:t>
+              <w:t>Trucha</w:t>
             </w:r>
           </w:p>
         </w:tc>
@@ -129,7 +129,7 @@
                 <w:b/>
                 <w:bCs/>
               </w:rPr>
-              <w:t xml:space="preserve">Rohu</w:t>
+              <w:t>Rohu</w:t>
             </w:r>
           </w:p>
         </w:tc>
@@ -153,7 +153,7 @@
                 <w:b/>
                 <w:bCs/>
               </w:rPr>
-              <w:t xml:space="preserve">Mendeley (fuente)</w:t>
+              <w:t>Mendeley (fuente)</w:t>
             </w:r>
           </w:p>
         </w:tc>
@@ -178,7 +178,7 @@
                 <w:b w:val="false"/>
                 <w:bCs w:val="false"/>
               </w:rPr>
-              <w:t xml:space="preserve">ViT-Base/16</w:t>
+              <w:t>ViT-Base/16</w:t>
             </w:r>
           </w:p>
         </w:tc>
@@ -201,7 +201,7 @@
                 <w:b w:val="false"/>
                 <w:bCs w:val="false"/>
               </w:rPr>
-              <w:t xml:space="preserve">86.11</w:t>
+              <w:t>86.33</w:t>
             </w:r>
           </w:p>
         </w:tc>
@@ -224,7 +224,7 @@
                 <w:b w:val="false"/>
                 <w:bCs w:val="false"/>
               </w:rPr>
-              <w:t xml:space="preserve">88.17</w:t>
+              <w:t>90.18</w:t>
             </w:r>
           </w:p>
         </w:tc>
@@ -247,7 +247,7 @@
                 <w:b w:val="false"/>
                 <w:bCs w:val="false"/>
               </w:rPr>
-              <w:t xml:space="preserve">96.96</w:t>
+              <w:t>96.96</w:t>
             </w:r>
           </w:p>
         </w:tc>
@@ -272,7 +272,7 @@
                 <w:b w:val="false"/>
                 <w:bCs w:val="false"/>
               </w:rPr>
-              <w:t xml:space="preserve">DenseNet-121</w:t>
+              <w:t>DenseNet-121</w:t>
             </w:r>
           </w:p>
         </w:tc>
@@ -295,7 +295,7 @@
                 <w:b w:val="false"/>
                 <w:bCs w:val="false"/>
               </w:rPr>
-              <w:t xml:space="preserve">80.88</w:t>
+              <w:t>82.77</w:t>
             </w:r>
           </w:p>
         </w:tc>
@@ -318,7 +318,7 @@
                 <w:b w:val="false"/>
                 <w:bCs w:val="false"/>
               </w:rPr>
-              <w:t xml:space="preserve">82.85</w:t>
+              <w:t>84.16</w:t>
             </w:r>
           </w:p>
         </w:tc>
@@ -341,7 +341,7 @@
                 <w:b w:val="false"/>
                 <w:bCs w:val="false"/>
               </w:rPr>
-              <w:t xml:space="preserve">95.66</w:t>
+              <w:t>95.66</w:t>
             </w:r>
           </w:p>
         </w:tc>
@@ -353,7 +353,7 @@
         <w:spacing w:after="120" w:before="200"/>
       </w:pPr>
       <w:r>
-        <w:t xml:space="preserve">2. Indicadores de robustez ante cambio de dominio</w:t>
+        <w:t>2. Indicadores de robustez ante cambio de dominio</w:t>
       </w:r>
     </w:p>
     <w:p>
@@ -361,7 +361,7 @@
         <w:spacing w:after="100"/>
       </w:pPr>
       <w:r>
-        <w:t xml:space="preserve">Indicadores del plan de tesis (Dimensión 2 — Robustez ante el Cambio de Dominio), calculados a partir del F1 macro de cada modelo en Mendeley (dominio fuente) y en cada dominio objetivo.</w:t>
+        <w:t>Indicadores del plan de tesis (Dimensión 2 — Robustez ante el Cambio de Dominio), calculados a partir del F1 macro de cada modelo en Mendeley (dominio fuente) y en cada dominio objetivo.</w:t>
       </w:r>
     </w:p>
     <w:p>
@@ -370,7 +370,7 @@
         <w:spacing w:after="80" w:before="160"/>
       </w:pPr>
       <w:r>
-        <w:t xml:space="preserve">2.1 Fórmulas</w:t>
+        <w:t>2.1 Fórmulas</w:t>
       </w:r>
     </w:p>
     <w:p>
@@ -382,7 +382,7 @@
           <w:b/>
           <w:bCs/>
         </w:rPr>
-        <w:t xml:space="preserve">Tasa de Retención del Desempeño (TRD):</w:t>
+        <w:t>Tasa de Retención del Desempeño (TRD):</w:t>
       </w:r>
     </w:p>
     <w:p>
@@ -394,7 +394,7 @@
           <w:i/>
           <w:iCs/>
         </w:rPr>
-        <w:t xml:space="preserve">TRD = (F1_objetivo / F1_fuente) × 100</w:t>
+        <w:t>TRD = (F1_objetivo / F1_fuente) × 100</w:t>
       </w:r>
     </w:p>
     <w:p>
@@ -402,7 +402,7 @@
         <w:spacing w:after="100"/>
       </w:pPr>
       <w:r>
-        <w:t xml:space="preserve">Porcentaje del desempeño de Mendeley que el modelo conserva al evaluarse en el dominio objetivo. 100% = sin caída de desempeño.</w:t>
+        <w:t>Porcentaje del desempeño de Mendeley que el modelo conserva al evaluarse en el dominio objetivo. 100% = sin caída de desempeño.</w:t>
       </w:r>
     </w:p>
     <w:p>
@@ -414,7 +414,7 @@
           <w:b/>
           <w:bCs/>
         </w:rPr>
-        <w:t xml:space="preserve">Brecha de Error (Gap):</w:t>
+        <w:t>Brecha de Error (Gap):</w:t>
       </w:r>
     </w:p>
     <w:p>
@@ -426,7 +426,7 @@
           <w:i/>
           <w:iCs/>
         </w:rPr>
-        <w:t xml:space="preserve">Error = 1 − F1/100     Gap = Error_objetivo − Error_fuente</w:t>
+        <w:t>Error = 1 − F1/100     Gap = Error_objetivo − Error_fuente</w:t>
       </w:r>
     </w:p>
     <w:p>
@@ -434,7 +434,7 @@
         <w:spacing w:after="100"/>
       </w:pPr>
       <w:r>
-        <w:t xml:space="preserve">Cuánto aumenta el error del modelo al pasar del dominio fuente al objetivo. Gap = 0 significaría que el modelo no pierde nada de desempeño.</w:t>
+        <w:t>Cuánto aumenta el error del modelo al pasar del dominio fuente al objetivo. Gap = 0 significaría que el modelo no pierde nada de desempeño.</w:t>
       </w:r>
     </w:p>
     <w:p>
@@ -446,7 +446,7 @@
           <w:b/>
           <w:bCs/>
         </w:rPr>
-        <w:t xml:space="preserve">Reducción de Brecha de Error (RBE), respecto a DenseNet-121 (baseline CNN):</w:t>
+        <w:t>Reducción de Brecha de Error (RBE), respecto a DenseNet-121 (baseline CNN):</w:t>
       </w:r>
     </w:p>
     <w:p>
@@ -458,7 +458,7 @@
           <w:i/>
           <w:iCs/>
         </w:rPr>
-        <w:t xml:space="preserve">RBE = (Gap_baseline − Gap_modelo) / Gap_baseline × 100</w:t>
+        <w:t>RBE = (Gap_baseline − Gap_modelo) / Gap_baseline × 100</w:t>
       </w:r>
     </w:p>
     <w:p>
@@ -466,7 +466,7 @@
         <w:spacing w:after="100"/>
       </w:pPr>
       <w:r>
-        <w:t xml:space="preserve">Mide cuánto reduce cada modelo la brecha de error frente al baseline (DenseNet-121). RBE &gt; 0 = mejor transferencia que el baseline; RBE &lt; 0 = peor. Para el propio baseline, Gap_baseline = Gap_modelo, así que RBE = 0.0 exacto — es una tautología (comparación contra sí mismo), no una medición independiente, y se muestra igual para no dejar la celda vacía.</w:t>
+        <w:t>Mide cuánto reduce cada modelo la brecha de error frente al baseline (DenseNet-121). RBE &gt; 0 = mejor transferencia que el baseline; RBE &lt; 0 = peor. Para el propio baseline, Gap_baseline = Gap_modelo, así que RBE = 0.0 exacto — es una tautología (comparación contra sí mismo), no una medición independiente, y se muestra igual para no dejar la celda vacía.</w:t>
       </w:r>
     </w:p>
     <w:p>
@@ -475,7 +475,7 @@
         <w:spacing w:after="80" w:before="160"/>
       </w:pPr>
       <w:r>
-        <w:t xml:space="preserve">2.2 Indicadores</w:t>
+        <w:t>2.2 Indicadores</w:t>
       </w:r>
     </w:p>
     <w:p>
@@ -484,7 +484,7 @@
         <w:spacing w:after="80" w:before="160"/>
       </w:pPr>
       <w:r>
-        <w:t xml:space="preserve">Trucha</w:t>
+        <w:t>Trucha</w:t>
       </w:r>
     </w:p>
     <w:tbl>
@@ -529,7 +529,7 @@
                 <w:b/>
                 <w:bCs/>
               </w:rPr>
-              <w:t xml:space="preserve">Modelo</w:t>
+              <w:t>Modelo</w:t>
             </w:r>
           </w:p>
         </w:tc>
@@ -553,7 +553,7 @@
                 <w:b/>
                 <w:bCs/>
               </w:rPr>
-              <w:t xml:space="preserve">TRD (%)</w:t>
+              <w:t>TRD (%)</w:t>
             </w:r>
           </w:p>
         </w:tc>
@@ -577,7 +577,7 @@
                 <w:b/>
                 <w:bCs/>
               </w:rPr>
-              <w:t xml:space="preserve">Gap</w:t>
+              <w:t>Gap</w:t>
             </w:r>
           </w:p>
         </w:tc>
@@ -601,7 +601,7 @@
                 <w:b/>
                 <w:bCs/>
               </w:rPr>
-              <w:t xml:space="preserve">RBE vs. DenseNet-121 (%)</w:t>
+              <w:t>RBE vs. DenseNet-121 (%)</w:t>
             </w:r>
           </w:p>
         </w:tc>
@@ -626,7 +626,7 @@
                 <w:b w:val="false"/>
                 <w:bCs w:val="false"/>
               </w:rPr>
-              <w:t xml:space="preserve">ViT-Base/16</w:t>
+              <w:t>ViT-Base/16</w:t>
             </w:r>
           </w:p>
         </w:tc>
@@ -649,7 +649,7 @@
                 <w:b w:val="false"/>
                 <w:bCs w:val="false"/>
               </w:rPr>
-              <w:t xml:space="preserve">88.81</w:t>
+              <w:t>89.04</w:t>
             </w:r>
           </w:p>
         </w:tc>
@@ -672,7 +672,7 @@
                 <w:b w:val="false"/>
                 <w:bCs w:val="false"/>
               </w:rPr>
-              <w:t xml:space="preserve">0.1085</w:t>
+              <w:t>0.1063</w:t>
             </w:r>
           </w:p>
         </w:tc>
@@ -695,7 +695,7 @@
                 <w:b w:val="false"/>
                 <w:bCs w:val="false"/>
               </w:rPr>
-              <w:t xml:space="preserve">26.59</w:t>
+              <w:t>17.53</w:t>
             </w:r>
           </w:p>
         </w:tc>
@@ -720,7 +720,7 @@
                 <w:b w:val="false"/>
                 <w:bCs w:val="false"/>
               </w:rPr>
-              <w:t xml:space="preserve">DenseNet-121 (baseline)</w:t>
+              <w:t>DenseNet-121 (baseline)</w:t>
             </w:r>
           </w:p>
         </w:tc>
@@ -743,7 +743,7 @@
                 <w:b w:val="false"/>
                 <w:bCs w:val="false"/>
               </w:rPr>
-              <w:t xml:space="preserve">84.55</w:t>
+              <w:t>86.53</w:t>
             </w:r>
           </w:p>
         </w:tc>
@@ -766,7 +766,7 @@
                 <w:b w:val="false"/>
                 <w:bCs w:val="false"/>
               </w:rPr>
-              <w:t xml:space="preserve">0.1478</w:t>
+              <w:t>0.1289</w:t>
             </w:r>
           </w:p>
         </w:tc>
@@ -789,7 +789,7 @@
                 <w:b w:val="false"/>
                 <w:bCs w:val="false"/>
               </w:rPr>
-              <w:t xml:space="preserve">0.00</w:t>
+              <w:t>0.00</w:t>
             </w:r>
           </w:p>
         </w:tc>
@@ -801,7 +801,7 @@
         <w:spacing w:after="80" w:before="160"/>
       </w:pPr>
       <w:r>
-        <w:t xml:space="preserve">Rohu</w:t>
+        <w:t>Rohu</w:t>
       </w:r>
     </w:p>
     <w:tbl>
@@ -846,7 +846,7 @@
                 <w:b/>
                 <w:bCs/>
               </w:rPr>
-              <w:t xml:space="preserve">Modelo</w:t>
+              <w:t>Modelo</w:t>
             </w:r>
           </w:p>
         </w:tc>
@@ -870,7 +870,7 @@
                 <w:b/>
                 <w:bCs/>
               </w:rPr>
-              <w:t xml:space="preserve">TRD (%)</w:t>
+              <w:t>TRD (%)</w:t>
             </w:r>
           </w:p>
         </w:tc>
@@ -894,7 +894,7 @@
                 <w:b/>
                 <w:bCs/>
               </w:rPr>
-              <w:t xml:space="preserve">Gap</w:t>
+              <w:t>Gap</w:t>
             </w:r>
           </w:p>
         </w:tc>
@@ -918,7 +918,7 @@
                 <w:b/>
                 <w:bCs/>
               </w:rPr>
-              <w:t xml:space="preserve">RBE vs. DenseNet-121 (%)</w:t>
+              <w:t>RBE vs. DenseNet-121 (%)</w:t>
             </w:r>
           </w:p>
         </w:tc>
@@ -943,7 +943,7 @@
                 <w:b w:val="false"/>
                 <w:bCs w:val="false"/>
               </w:rPr>
-              <w:t xml:space="preserve">ViT-Base/16</w:t>
+              <w:t>ViT-Base/16</w:t>
             </w:r>
           </w:p>
         </w:tc>
@@ -966,7 +966,7 @@
                 <w:b w:val="false"/>
                 <w:bCs w:val="false"/>
               </w:rPr>
-              <w:t xml:space="preserve">90.93</w:t>
+              <w:t>93.01</w:t>
             </w:r>
           </w:p>
         </w:tc>
@@ -989,7 +989,7 @@
                 <w:b w:val="false"/>
                 <w:bCs w:val="false"/>
               </w:rPr>
-              <w:t xml:space="preserve">0.0879</w:t>
+              <w:t>0.0678</w:t>
             </w:r>
           </w:p>
         </w:tc>
@@ -1012,7 +1012,7 @@
                 <w:b w:val="false"/>
                 <w:bCs w:val="false"/>
               </w:rPr>
-              <w:t xml:space="preserve">31.38</w:t>
+              <w:t>41.04</w:t>
             </w:r>
           </w:p>
         </w:tc>
@@ -1037,7 +1037,7 @@
                 <w:b w:val="false"/>
                 <w:bCs w:val="false"/>
               </w:rPr>
-              <w:t xml:space="preserve">DenseNet-121 (baseline)</w:t>
+              <w:t>DenseNet-121 (baseline)</w:t>
             </w:r>
           </w:p>
         </w:tc>
@@ -1060,7 +1060,7 @@
                 <w:b w:val="false"/>
                 <w:bCs w:val="false"/>
               </w:rPr>
-              <w:t xml:space="preserve">86.61</w:t>
+              <w:t>87.98</w:t>
             </w:r>
           </w:p>
         </w:tc>
@@ -1083,7 +1083,7 @@
                 <w:b w:val="false"/>
                 <w:bCs w:val="false"/>
               </w:rPr>
-              <w:t xml:space="preserve">0.1281</w:t>
+              <w:t>0.1150</w:t>
             </w:r>
           </w:p>
         </w:tc>
@@ -1106,7 +1106,7 @@
                 <w:b w:val="false"/>
                 <w:bCs w:val="false"/>
               </w:rPr>
-              <w:t xml:space="preserve">0.00</w:t>
+              <w:t>0.00</w:t>
             </w:r>
           </w:p>
         </w:tc>
@@ -1118,7 +1118,7 @@
         <w:spacing w:after="120" w:before="200"/>
       </w:pPr>
       <w:r>
-        <w:t xml:space="preserve">3. Lectura</w:t>
+        <w:t>3. Lectura</w:t>
       </w:r>
     </w:p>
     <w:p>
@@ -1126,7 +1126,7 @@
         <w:spacing w:after="100"/>
       </w:pPr>
       <w:r>
-        <w:t xml:space="preserve">ViT-Base/16 rinde por encima de DenseNet-121 en los dos dominios, consistente con su desempeño en Mendeley (dominio fuente), donde también es el mejor de los dos (96.96 vs. 95.66).</w:t>
+        <w:t>ViT-Base/16 rinde por encima de DenseNet-121 en los dos dominios, consistente con su desempeño en Mendeley (dominio fuente), donde también es el mejor de los dos (96.96 vs. 95.66).</w:t>
       </w:r>
     </w:p>
     <w:p>
@@ -1134,7 +1134,7 @@
         <w:spacing w:after="100"/>
       </w:pPr>
       <w:r>
-        <w:t xml:space="preserve">Rohu rinde por encima de Trucha en los 2 modelos.</w:t>
+        <w:t>Rohu rinde por encima de Trucha en los 2 modelos.</w:t>
       </w:r>
     </w:p>
     <w:p>
@@ -1142,7 +1142,7 @@
         <w:spacing w:after="100"/>
       </w:pPr>
       <w:r>
-        <w:t xml:space="preserve">Frente a Mendeley, los dos dominios objetivo quedan por debajo en ambos modelos — la brecha de generalización cross-dataset que mide el proyecto.</w:t>
+        <w:t>Frente a Mendeley, los dos dominios objetivo quedan por debajo en ambos modelos — la brecha de generalización cross-dataset que mide el proyecto.</w:t>
       </w:r>
     </w:p>
     <w:p>
@@ -1150,7 +1150,7 @@
         <w:spacing w:after="100"/>
       </w:pPr>
       <w:r>
-        <w:t xml:space="preserve">ViT-Base/16 retiene más desempeño que DenseNet-121 en ambos dominios (TRD más alto, Gap más chico) y su RBE es positivo — transfiere mejor que el baseline CNN. La ventaja de ViT es mayor en Rohu (RBE 31.38%) que en Trucha (RBE 26.59%).</w:t>
+        <w:t>ViT-Base/16 retiene más desempeño que DenseNet-121 en ambos dominios (TRD más alto, Gap más chico) y su RBE es positivo — transfiere mejor que el baseline CNN. La ventaja de ViT es mayor en Rohu (RBE 41.04%) que en Trucha (RBE 17.53%).</w:t>
       </w:r>
     </w:p>
     <w:p>
@@ -1165,7 +1165,7 @@
           <w:sz w:val="18"/>
           <w:szCs w:val="18"/>
         </w:rPr>
-        <w:t xml:space="preserve">Método: congelado (linear probe), backbone con pesos fijos (checkpoint de Mendeley), 30 épocas, patience=8, fold aleatorio (5 folds). Mendeley: evaluación pooled de 5 folds sobre las 8,000 imágenes del dominio fuente. F1 de Trucha/Rohu: media de 5 folds (misma convención que la tabla maestra del proyecto).</w:t>
+        <w:t>Método: congelado (linear probe), backbone con pesos fijos (checkpoint de Mendeley), 30 épocas, patience=8, validación cruzada de 10 folds. Mendeley: evaluación pooled de 5 folds sobre las 8,000 imágenes del dominio fuente. F1 de Trucha/Rohu: media de 10 folds (misma convención que la tabla maestra del proyecto).</w:t>
       </w:r>
     </w:p>
     <w:sectPr>
